--- a/ANALISI NOME-VERBO PER CLASS DIAGRAM.docx
+++ b/ANALISI NOME-VERBO PER CLASS DIAGRAM.docx
@@ -216,7 +216,7 @@
     </w:p>
     <w:tbl>
       <w:tblPr>
-        <w:tblW w:w="19560" w:type="dxa"/>
+        <w:tblW w:w="7920" w:type="dxa"/>
         <w:tblCellSpacing w:w="15" w:type="dxa"/>
         <w:tblCellMar>
           <w:top w:w="15" w:type="dxa"/>
@@ -227,7 +227,7 @@
         <w:tblLook w:val="04A0" w:firstRow="1" w:lastRow="0" w:firstColumn="1" w:lastColumn="0" w:noHBand="0" w:noVBand="1"/>
       </w:tblPr>
       <w:tblGrid>
-        <w:gridCol w:w="19560"/>
+        <w:gridCol w:w="8805"/>
       </w:tblGrid>
       <w:tr>
         <w:trPr>
@@ -235,14 +235,13 @@
         </w:trPr>
         <w:tc>
           <w:tcPr>
-            <w:tcW w:w="19560" w:type="dxa"/>
+            <w:tcW w:w="7920" w:type="dxa"/>
             <w:vAlign w:val="center"/>
             <w:hideMark/>
           </w:tcPr>
           <w:p>
             <w:pPr>
               <w:spacing w:after="0" w:line="240" w:lineRule="auto"/>
-              <w:ind w:left="567"/>
               <w:rPr>
                 <w:rFonts w:asciiTheme="majorHAnsi" w:hAnsiTheme="majorHAnsi"/>
                 <w:sz w:val="24"/>
@@ -255,1030 +254,12 @@
                 <w:sz w:val="24"/>
                 <w:szCs w:val="24"/>
               </w:rPr>
-              <w:t>1. Il caso d'uso ha inizio quando un</w:t>
-            </w:r>
-            <w:r>
-              <w:rPr>
-                <w:rFonts w:asciiTheme="majorHAnsi" w:hAnsiTheme="majorHAnsi"/>
-                <w:sz w:val="24"/>
-                <w:szCs w:val="24"/>
-              </w:rPr>
-              <w:t xml:space="preserve"> </w:t>
-            </w:r>
-            <w:r>
-              <w:rPr>
-                <w:rFonts w:asciiTheme="majorHAnsi" w:hAnsiTheme="majorHAnsi"/>
-                <w:sz w:val="24"/>
-                <w:szCs w:val="24"/>
-                <w:highlight w:val="yellow"/>
-              </w:rPr>
-              <w:t>Partecipante</w:t>
-            </w:r>
-            <w:r>
-              <w:rPr>
-                <w:rFonts w:asciiTheme="majorHAnsi" w:hAnsiTheme="majorHAnsi"/>
-                <w:sz w:val="24"/>
-                <w:szCs w:val="24"/>
-              </w:rPr>
-              <w:t xml:space="preserve"> </w:t>
-            </w:r>
-            <w:r>
-              <w:rPr>
-                <w:rFonts w:asciiTheme="majorHAnsi" w:hAnsiTheme="majorHAnsi"/>
-                <w:sz w:val="24"/>
-                <w:szCs w:val="24"/>
-                <w:highlight w:val="green"/>
-              </w:rPr>
-              <w:t>inzia la creazione</w:t>
-            </w:r>
-            <w:r>
-              <w:rPr>
-                <w:rFonts w:asciiTheme="majorHAnsi" w:hAnsiTheme="majorHAnsi"/>
-                <w:sz w:val="24"/>
-                <w:szCs w:val="24"/>
-              </w:rPr>
-              <w:t xml:space="preserve"> di un nuovo </w:t>
-            </w:r>
-            <w:r>
-              <w:rPr>
-                <w:rFonts w:asciiTheme="majorHAnsi" w:hAnsiTheme="majorHAnsi"/>
-                <w:sz w:val="24"/>
-                <w:szCs w:val="24"/>
-                <w:highlight w:val="yellow"/>
-              </w:rPr>
-              <w:t>team</w:t>
-            </w:r>
-          </w:p>
-        </w:tc>
-      </w:tr>
-      <w:tr>
-        <w:trPr>
-          <w:tblCellSpacing w:w="15" w:type="dxa"/>
-        </w:trPr>
-        <w:tc>
-          <w:tcPr>
-            <w:tcW w:w="19560" w:type="dxa"/>
-            <w:vAlign w:val="center"/>
-            <w:hideMark/>
-          </w:tcPr>
-          <w:p>
-            <w:pPr>
-              <w:spacing w:after="0" w:line="240" w:lineRule="auto"/>
-              <w:ind w:left="567"/>
-              <w:rPr>
-                <w:rFonts w:asciiTheme="majorHAnsi" w:hAnsiTheme="majorHAnsi"/>
-                <w:sz w:val="24"/>
-                <w:szCs w:val="24"/>
-              </w:rPr>
-            </w:pPr>
-            <w:r>
-              <w:rPr>
-                <w:rFonts w:asciiTheme="majorHAnsi" w:hAnsiTheme="majorHAnsi"/>
-                <w:sz w:val="24"/>
-                <w:szCs w:val="24"/>
-              </w:rPr>
-              <w:t>2. Il</w:t>
-            </w:r>
-            <w:r>
-              <w:rPr>
-                <w:rFonts w:asciiTheme="majorHAnsi" w:hAnsiTheme="majorHAnsi"/>
-                <w:sz w:val="24"/>
-                <w:szCs w:val="24"/>
-              </w:rPr>
-              <w:t xml:space="preserve"> </w:t>
-            </w:r>
-            <w:r>
-              <w:rPr>
-                <w:rFonts w:asciiTheme="majorHAnsi" w:hAnsiTheme="majorHAnsi"/>
-                <w:sz w:val="24"/>
-                <w:szCs w:val="24"/>
-                <w:highlight w:val="yellow"/>
-              </w:rPr>
-              <w:t>Partecipante</w:t>
-            </w:r>
-            <w:r>
-              <w:rPr>
-                <w:rFonts w:asciiTheme="majorHAnsi" w:hAnsiTheme="majorHAnsi"/>
-                <w:sz w:val="24"/>
-                <w:szCs w:val="24"/>
-              </w:rPr>
-              <w:t xml:space="preserve"> </w:t>
-            </w:r>
-            <w:r>
-              <w:rPr>
-                <w:rFonts w:asciiTheme="majorHAnsi" w:hAnsiTheme="majorHAnsi"/>
-                <w:sz w:val="24"/>
-                <w:szCs w:val="24"/>
-                <w:highlight w:val="green"/>
-              </w:rPr>
-              <w:t>inserisce</w:t>
-            </w:r>
-            <w:r>
-              <w:rPr>
-                <w:rFonts w:asciiTheme="majorHAnsi" w:hAnsiTheme="majorHAnsi"/>
-                <w:sz w:val="24"/>
-                <w:szCs w:val="24"/>
-              </w:rPr>
-              <w:t xml:space="preserve"> il </w:t>
-            </w:r>
-            <w:r>
-              <w:rPr>
-                <w:rFonts w:asciiTheme="majorHAnsi" w:hAnsiTheme="majorHAnsi"/>
-                <w:sz w:val="24"/>
-                <w:szCs w:val="24"/>
-                <w:highlight w:val="yellow"/>
-              </w:rPr>
-              <w:t>nome del</w:t>
-            </w:r>
-            <w:r>
-              <w:rPr>
-                <w:rFonts w:asciiTheme="majorHAnsi" w:hAnsiTheme="majorHAnsi"/>
-                <w:sz w:val="24"/>
-                <w:szCs w:val="24"/>
-              </w:rPr>
-              <w:t xml:space="preserve"> </w:t>
-            </w:r>
-            <w:r>
-              <w:rPr>
-                <w:rFonts w:asciiTheme="majorHAnsi" w:hAnsiTheme="majorHAnsi"/>
-                <w:sz w:val="24"/>
-                <w:szCs w:val="24"/>
-                <w:highlight w:val="yellow"/>
-              </w:rPr>
-              <w:t>team</w:t>
-            </w:r>
-          </w:p>
-        </w:tc>
-      </w:tr>
-      <w:tr>
-        <w:trPr>
-          <w:tblCellSpacing w:w="15" w:type="dxa"/>
-        </w:trPr>
-        <w:tc>
-          <w:tcPr>
-            <w:tcW w:w="19560" w:type="dxa"/>
-            <w:vAlign w:val="center"/>
-            <w:hideMark/>
-          </w:tcPr>
-          <w:p>
-            <w:pPr>
-              <w:spacing w:after="0" w:line="240" w:lineRule="auto"/>
-              <w:ind w:left="567"/>
-              <w:rPr>
-                <w:rFonts w:asciiTheme="majorHAnsi" w:hAnsiTheme="majorHAnsi"/>
-                <w:sz w:val="24"/>
-                <w:szCs w:val="24"/>
-              </w:rPr>
-            </w:pPr>
-            <w:r>
-              <w:rPr>
-                <w:rFonts w:asciiTheme="majorHAnsi" w:hAnsiTheme="majorHAnsi"/>
-                <w:sz w:val="24"/>
-                <w:szCs w:val="24"/>
-              </w:rPr>
-              <w:t>3. SYSTEM </w:t>
-            </w:r>
-            <w:r>
-              <w:rPr>
-                <w:rFonts w:asciiTheme="majorHAnsi" w:hAnsiTheme="majorHAnsi"/>
-                <w:sz w:val="24"/>
-                <w:szCs w:val="24"/>
-                <w:highlight w:val="green"/>
-              </w:rPr>
-              <w:t>controlla</w:t>
-            </w:r>
-            <w:r>
-              <w:rPr>
-                <w:rFonts w:asciiTheme="majorHAnsi" w:hAnsiTheme="majorHAnsi"/>
-                <w:sz w:val="24"/>
-                <w:szCs w:val="24"/>
-              </w:rPr>
-              <w:t xml:space="preserve"> che il </w:t>
-            </w:r>
-            <w:r>
-              <w:rPr>
-                <w:rFonts w:asciiTheme="majorHAnsi" w:hAnsiTheme="majorHAnsi"/>
-                <w:sz w:val="24"/>
-                <w:szCs w:val="24"/>
-                <w:highlight w:val="yellow"/>
-              </w:rPr>
-              <w:t>nome</w:t>
-            </w:r>
-            <w:r>
-              <w:rPr>
-                <w:rFonts w:asciiTheme="majorHAnsi" w:hAnsiTheme="majorHAnsi"/>
-                <w:sz w:val="24"/>
-                <w:szCs w:val="24"/>
-              </w:rPr>
-              <w:t xml:space="preserve"> non sia già in uso</w:t>
-            </w:r>
-          </w:p>
-        </w:tc>
-      </w:tr>
-      <w:tr>
-        <w:trPr>
-          <w:tblCellSpacing w:w="15" w:type="dxa"/>
-        </w:trPr>
-        <w:tc>
-          <w:tcPr>
-            <w:tcW w:w="19560" w:type="dxa"/>
-            <w:vAlign w:val="center"/>
-            <w:hideMark/>
-          </w:tcPr>
-          <w:p>
-            <w:pPr>
-              <w:spacing w:after="0" w:line="240" w:lineRule="auto"/>
-              <w:ind w:left="567"/>
-              <w:rPr>
-                <w:rFonts w:asciiTheme="majorHAnsi" w:hAnsiTheme="majorHAnsi"/>
-                <w:sz w:val="24"/>
-                <w:szCs w:val="24"/>
-              </w:rPr>
-            </w:pPr>
-            <w:r>
-              <w:rPr>
-                <w:rFonts w:asciiTheme="majorHAnsi" w:hAnsiTheme="majorHAnsi"/>
-                <w:sz w:val="24"/>
-                <w:szCs w:val="24"/>
-              </w:rPr>
-              <w:t xml:space="preserve">   3.a. Il </w:t>
-            </w:r>
-            <w:r>
-              <w:rPr>
-                <w:rFonts w:asciiTheme="majorHAnsi" w:hAnsiTheme="majorHAnsi"/>
-                <w:sz w:val="24"/>
-                <w:szCs w:val="24"/>
-                <w:highlight w:val="yellow"/>
-              </w:rPr>
-              <w:t>nome del team</w:t>
-            </w:r>
-            <w:r>
-              <w:rPr>
-                <w:rFonts w:asciiTheme="majorHAnsi" w:hAnsiTheme="majorHAnsi"/>
-                <w:sz w:val="24"/>
-                <w:szCs w:val="24"/>
-              </w:rPr>
-              <w:t xml:space="preserve"> </w:t>
-            </w:r>
-            <w:r>
-              <w:rPr>
-                <w:rFonts w:asciiTheme="majorHAnsi" w:hAnsiTheme="majorHAnsi"/>
-                <w:sz w:val="24"/>
-                <w:szCs w:val="24"/>
-                <w:highlight w:val="green"/>
-              </w:rPr>
-              <w:t>non è disponibile</w:t>
-            </w:r>
-          </w:p>
-        </w:tc>
-      </w:tr>
-      <w:tr>
-        <w:trPr>
-          <w:tblCellSpacing w:w="15" w:type="dxa"/>
-        </w:trPr>
-        <w:tc>
-          <w:tcPr>
-            <w:tcW w:w="19560" w:type="dxa"/>
-            <w:vAlign w:val="center"/>
-            <w:hideMark/>
-          </w:tcPr>
-          <w:p>
-            <w:pPr>
-              <w:spacing w:after="0" w:line="240" w:lineRule="auto"/>
-              <w:ind w:left="567"/>
-              <w:rPr>
-                <w:rFonts w:asciiTheme="majorHAnsi" w:hAnsiTheme="majorHAnsi"/>
-                <w:sz w:val="24"/>
-                <w:szCs w:val="24"/>
-              </w:rPr>
-            </w:pPr>
-            <w:r>
-              <w:rPr>
-                <w:rFonts w:asciiTheme="majorHAnsi" w:hAnsiTheme="majorHAnsi"/>
-                <w:sz w:val="24"/>
-                <w:szCs w:val="24"/>
-              </w:rPr>
-              <w:t>      1. SYSTEM </w:t>
-            </w:r>
-            <w:r>
-              <w:rPr>
-                <w:rFonts w:asciiTheme="majorHAnsi" w:hAnsiTheme="majorHAnsi"/>
-                <w:sz w:val="24"/>
-                <w:szCs w:val="24"/>
-                <w:highlight w:val="green"/>
-              </w:rPr>
-              <w:t>blocca</w:t>
-            </w:r>
-            <w:r>
-              <w:rPr>
-                <w:rFonts w:asciiTheme="majorHAnsi" w:hAnsiTheme="majorHAnsi"/>
-                <w:sz w:val="24"/>
-                <w:szCs w:val="24"/>
-              </w:rPr>
-              <w:t xml:space="preserve"> l'operazione</w:t>
-            </w:r>
-          </w:p>
-        </w:tc>
-      </w:tr>
-      <w:tr>
-        <w:trPr>
-          <w:tblCellSpacing w:w="15" w:type="dxa"/>
-        </w:trPr>
-        <w:tc>
-          <w:tcPr>
-            <w:tcW w:w="19560" w:type="dxa"/>
-            <w:vAlign w:val="center"/>
-            <w:hideMark/>
-          </w:tcPr>
-          <w:p>
-            <w:pPr>
-              <w:spacing w:after="0" w:line="240" w:lineRule="auto"/>
-              <w:ind w:left="567"/>
-              <w:rPr>
-                <w:rFonts w:asciiTheme="majorHAnsi" w:hAnsiTheme="majorHAnsi"/>
-                <w:sz w:val="24"/>
-                <w:szCs w:val="24"/>
-              </w:rPr>
-            </w:pPr>
-            <w:r>
-              <w:rPr>
-                <w:rFonts w:asciiTheme="majorHAnsi" w:hAnsiTheme="majorHAnsi"/>
-                <w:sz w:val="24"/>
-                <w:szCs w:val="24"/>
-              </w:rPr>
-              <w:t>      2. SYSTEM </w:t>
-            </w:r>
-            <w:r>
-              <w:rPr>
-                <w:rFonts w:asciiTheme="majorHAnsi" w:hAnsiTheme="majorHAnsi"/>
-                <w:sz w:val="24"/>
-                <w:szCs w:val="24"/>
-                <w:highlight w:val="green"/>
-              </w:rPr>
-              <w:t>mostra</w:t>
-            </w:r>
-            <w:r>
-              <w:rPr>
-                <w:rFonts w:asciiTheme="majorHAnsi" w:hAnsiTheme="majorHAnsi"/>
-                <w:sz w:val="24"/>
-                <w:szCs w:val="24"/>
-              </w:rPr>
-              <w:t xml:space="preserve"> un messaggio di errore</w:t>
-            </w:r>
-          </w:p>
-        </w:tc>
-      </w:tr>
-      <w:tr>
-        <w:trPr>
-          <w:tblCellSpacing w:w="15" w:type="dxa"/>
-        </w:trPr>
-        <w:tc>
-          <w:tcPr>
-            <w:tcW w:w="19560" w:type="dxa"/>
-            <w:vAlign w:val="center"/>
-            <w:hideMark/>
-          </w:tcPr>
-          <w:p>
-            <w:pPr>
-              <w:spacing w:after="0" w:line="240" w:lineRule="auto"/>
-              <w:ind w:left="567"/>
-              <w:rPr>
-                <w:rFonts w:asciiTheme="majorHAnsi" w:hAnsiTheme="majorHAnsi"/>
-                <w:sz w:val="24"/>
-                <w:szCs w:val="24"/>
-              </w:rPr>
-            </w:pPr>
-            <w:r>
-              <w:rPr>
-                <w:rFonts w:asciiTheme="majorHAnsi" w:hAnsiTheme="majorHAnsi"/>
-                <w:sz w:val="24"/>
-                <w:szCs w:val="24"/>
-              </w:rPr>
-              <w:t xml:space="preserve">      3. jump to 2. Il </w:t>
-            </w:r>
-            <w:r>
-              <w:rPr>
-                <w:rFonts w:asciiTheme="majorHAnsi" w:hAnsiTheme="majorHAnsi"/>
-                <w:sz w:val="24"/>
-                <w:szCs w:val="24"/>
-                <w:highlight w:val="yellow"/>
-              </w:rPr>
-              <w:t>Partecipante</w:t>
-            </w:r>
-            <w:r>
-              <w:rPr>
-                <w:rFonts w:asciiTheme="majorHAnsi" w:hAnsiTheme="majorHAnsi"/>
-                <w:sz w:val="24"/>
-                <w:szCs w:val="24"/>
-              </w:rPr>
-              <w:t xml:space="preserve"> inserisce...</w:t>
-            </w:r>
-          </w:p>
-        </w:tc>
-      </w:tr>
-      <w:tr>
-        <w:trPr>
-          <w:tblCellSpacing w:w="15" w:type="dxa"/>
-        </w:trPr>
-        <w:tc>
-          <w:tcPr>
-            <w:tcW w:w="19560" w:type="dxa"/>
-            <w:vAlign w:val="center"/>
-            <w:hideMark/>
-          </w:tcPr>
-          <w:p>
-            <w:pPr>
-              <w:spacing w:after="0" w:line="240" w:lineRule="auto"/>
-              <w:ind w:left="567"/>
-              <w:rPr>
-                <w:rFonts w:asciiTheme="majorHAnsi" w:hAnsiTheme="majorHAnsi"/>
-                <w:sz w:val="24"/>
-                <w:szCs w:val="24"/>
-              </w:rPr>
-            </w:pPr>
-            <w:r>
-              <w:rPr>
-                <w:rFonts w:asciiTheme="majorHAnsi" w:hAnsiTheme="majorHAnsi"/>
-                <w:sz w:val="24"/>
-                <w:szCs w:val="24"/>
-              </w:rPr>
-              <w:t>4</w:t>
-            </w:r>
-            <w:r>
-              <w:rPr>
-                <w:rFonts w:asciiTheme="majorHAnsi" w:hAnsiTheme="majorHAnsi"/>
-                <w:sz w:val="24"/>
-                <w:szCs w:val="24"/>
-              </w:rPr>
-              <w:t>. SYSTEM </w:t>
-            </w:r>
-            <w:r>
-              <w:rPr>
-                <w:rFonts w:asciiTheme="majorHAnsi" w:hAnsiTheme="majorHAnsi"/>
-                <w:sz w:val="24"/>
-                <w:szCs w:val="24"/>
-                <w:highlight w:val="green"/>
-              </w:rPr>
-              <w:t>imposta</w:t>
-            </w:r>
-            <w:r>
-              <w:rPr>
-                <w:rFonts w:asciiTheme="majorHAnsi" w:hAnsiTheme="majorHAnsi"/>
-                <w:sz w:val="24"/>
-                <w:szCs w:val="24"/>
-              </w:rPr>
-              <w:t xml:space="preserve"> il </w:t>
-            </w:r>
-            <w:r>
-              <w:rPr>
-                <w:rFonts w:asciiTheme="majorHAnsi" w:hAnsiTheme="majorHAnsi"/>
-                <w:sz w:val="24"/>
-                <w:szCs w:val="24"/>
-                <w:highlight w:val="yellow"/>
-              </w:rPr>
-              <w:t>ruolo</w:t>
-            </w:r>
-            <w:r>
-              <w:rPr>
-                <w:rFonts w:asciiTheme="majorHAnsi" w:hAnsiTheme="majorHAnsi"/>
-                <w:sz w:val="24"/>
-                <w:szCs w:val="24"/>
-              </w:rPr>
-              <w:t xml:space="preserve"> del Partecipante come </w:t>
-            </w:r>
-            <w:r>
-              <w:rPr>
-                <w:rFonts w:asciiTheme="majorHAnsi" w:hAnsiTheme="majorHAnsi"/>
-                <w:sz w:val="24"/>
-                <w:szCs w:val="24"/>
-                <w:highlight w:val="yellow"/>
-              </w:rPr>
-              <w:t>Leader del Team</w:t>
-            </w:r>
-          </w:p>
-        </w:tc>
-      </w:tr>
-      <w:tr>
-        <w:trPr>
-          <w:tblCellSpacing w:w="15" w:type="dxa"/>
-        </w:trPr>
-        <w:tc>
-          <w:tcPr>
-            <w:tcW w:w="19560" w:type="dxa"/>
-            <w:vAlign w:val="center"/>
-            <w:hideMark/>
-          </w:tcPr>
-          <w:p>
-            <w:pPr>
-              <w:spacing w:after="0" w:line="240" w:lineRule="auto"/>
-              <w:ind w:left="567"/>
-              <w:rPr>
-                <w:rFonts w:asciiTheme="majorHAnsi" w:hAnsiTheme="majorHAnsi"/>
-                <w:sz w:val="24"/>
-                <w:szCs w:val="24"/>
-              </w:rPr>
-            </w:pPr>
-            <w:r>
-              <w:rPr>
-                <w:rFonts w:asciiTheme="majorHAnsi" w:hAnsiTheme="majorHAnsi"/>
-                <w:sz w:val="24"/>
-                <w:szCs w:val="24"/>
-              </w:rPr>
-              <w:t>5</w:t>
-            </w:r>
-            <w:r>
-              <w:rPr>
-                <w:rFonts w:asciiTheme="majorHAnsi" w:hAnsiTheme="majorHAnsi"/>
-                <w:sz w:val="24"/>
-                <w:szCs w:val="24"/>
-              </w:rPr>
-              <w:t>. if </w:t>
-            </w:r>
-            <w:r>
-              <w:rPr>
-                <w:rFonts w:asciiTheme="majorHAnsi" w:hAnsiTheme="majorHAnsi"/>
-                <w:sz w:val="24"/>
-                <w:szCs w:val="24"/>
-              </w:rPr>
-              <w:t>(</w:t>
-            </w:r>
-            <w:r>
-              <w:rPr>
-                <w:rFonts w:asciiTheme="majorHAnsi" w:hAnsiTheme="majorHAnsi"/>
-                <w:sz w:val="24"/>
-                <w:szCs w:val="24"/>
-              </w:rPr>
-              <w:t>Il</w:t>
-            </w:r>
-            <w:r>
-              <w:rPr>
-                <w:rFonts w:asciiTheme="majorHAnsi" w:hAnsiTheme="majorHAnsi"/>
-                <w:sz w:val="24"/>
-                <w:szCs w:val="24"/>
-              </w:rPr>
-              <w:t xml:space="preserve"> </w:t>
-            </w:r>
-            <w:r>
-              <w:rPr>
-                <w:rFonts w:asciiTheme="majorHAnsi" w:hAnsiTheme="majorHAnsi"/>
-                <w:sz w:val="24"/>
-                <w:szCs w:val="24"/>
-                <w:highlight w:val="yellow"/>
-              </w:rPr>
-              <w:t>Leader del Team</w:t>
-            </w:r>
-            <w:r>
-              <w:rPr>
-                <w:rFonts w:asciiTheme="majorHAnsi" w:hAnsiTheme="majorHAnsi"/>
-                <w:sz w:val="24"/>
-                <w:szCs w:val="24"/>
-              </w:rPr>
-              <w:t xml:space="preserve"> vuole </w:t>
-            </w:r>
-            <w:r>
-              <w:rPr>
-                <w:rFonts w:asciiTheme="majorHAnsi" w:hAnsiTheme="majorHAnsi"/>
-                <w:sz w:val="24"/>
-                <w:szCs w:val="24"/>
-                <w:highlight w:val="green"/>
-              </w:rPr>
-              <w:t>invitare</w:t>
-            </w:r>
-            <w:r>
-              <w:rPr>
-                <w:rFonts w:asciiTheme="majorHAnsi" w:hAnsiTheme="majorHAnsi"/>
-                <w:sz w:val="24"/>
-                <w:szCs w:val="24"/>
-              </w:rPr>
-              <w:t xml:space="preserve"> uno o più utenti partecipanti a far parte del team</w:t>
-            </w:r>
-            <w:r>
-              <w:rPr>
-                <w:rFonts w:asciiTheme="majorHAnsi" w:hAnsiTheme="majorHAnsi"/>
-                <w:sz w:val="24"/>
-                <w:szCs w:val="24"/>
-              </w:rPr>
-              <w:t>)</w:t>
-            </w:r>
-          </w:p>
-        </w:tc>
-      </w:tr>
-      <w:tr>
-        <w:trPr>
-          <w:tblCellSpacing w:w="15" w:type="dxa"/>
-        </w:trPr>
-        <w:tc>
-          <w:tcPr>
-            <w:tcW w:w="19560" w:type="dxa"/>
-            <w:vAlign w:val="center"/>
-            <w:hideMark/>
-          </w:tcPr>
-          <w:p>
-            <w:pPr>
-              <w:spacing w:after="0" w:line="240" w:lineRule="auto"/>
-              <w:ind w:left="567"/>
-              <w:rPr>
-                <w:rFonts w:asciiTheme="majorHAnsi" w:hAnsiTheme="majorHAnsi"/>
-                <w:sz w:val="24"/>
-                <w:szCs w:val="24"/>
-              </w:rPr>
-            </w:pPr>
-            <w:r>
-              <w:rPr>
-                <w:rFonts w:asciiTheme="majorHAnsi" w:hAnsiTheme="majorHAnsi"/>
-                <w:sz w:val="24"/>
-                <w:szCs w:val="24"/>
-              </w:rPr>
-              <w:t>   </w:t>
-            </w:r>
-            <w:r>
-              <w:rPr>
-                <w:rFonts w:asciiTheme="majorHAnsi" w:hAnsiTheme="majorHAnsi"/>
-                <w:sz w:val="24"/>
-                <w:szCs w:val="24"/>
-              </w:rPr>
-              <w:t>5</w:t>
-            </w:r>
-            <w:r>
-              <w:rPr>
-                <w:rFonts w:asciiTheme="majorHAnsi" w:hAnsiTheme="majorHAnsi"/>
-                <w:sz w:val="24"/>
-                <w:szCs w:val="24"/>
-              </w:rPr>
-              <w:t>.1. Il</w:t>
-            </w:r>
-            <w:r>
-              <w:rPr>
-                <w:rFonts w:asciiTheme="majorHAnsi" w:hAnsiTheme="majorHAnsi"/>
-                <w:sz w:val="24"/>
-                <w:szCs w:val="24"/>
-              </w:rPr>
-              <w:t xml:space="preserve"> </w:t>
-            </w:r>
-            <w:r>
-              <w:rPr>
-                <w:rFonts w:asciiTheme="majorHAnsi" w:hAnsiTheme="majorHAnsi"/>
-                <w:sz w:val="24"/>
-                <w:szCs w:val="24"/>
-                <w:highlight w:val="yellow"/>
-              </w:rPr>
-              <w:t>Leader del Team</w:t>
-            </w:r>
-            <w:r>
-              <w:rPr>
-                <w:rFonts w:asciiTheme="majorHAnsi" w:hAnsiTheme="majorHAnsi"/>
-                <w:sz w:val="24"/>
-                <w:szCs w:val="24"/>
-              </w:rPr>
-              <w:t xml:space="preserve"> </w:t>
-            </w:r>
-            <w:r>
-              <w:rPr>
-                <w:rFonts w:asciiTheme="majorHAnsi" w:hAnsiTheme="majorHAnsi"/>
-                <w:sz w:val="24"/>
-                <w:szCs w:val="24"/>
-                <w:highlight w:val="green"/>
-              </w:rPr>
-              <w:t>procede</w:t>
-            </w:r>
-            <w:r>
-              <w:rPr>
-                <w:rFonts w:asciiTheme="majorHAnsi" w:hAnsiTheme="majorHAnsi"/>
-                <w:sz w:val="24"/>
-                <w:szCs w:val="24"/>
-              </w:rPr>
-              <w:t xml:space="preserve"> </w:t>
-            </w:r>
-            <w:r>
-              <w:rPr>
-                <w:rFonts w:asciiTheme="majorHAnsi" w:hAnsiTheme="majorHAnsi"/>
-                <w:sz w:val="24"/>
-                <w:szCs w:val="24"/>
-                <w:highlight w:val="green"/>
-              </w:rPr>
-              <w:t>con il caso d'uso</w:t>
-            </w:r>
-            <w:r>
-              <w:rPr>
-                <w:rFonts w:asciiTheme="majorHAnsi" w:hAnsiTheme="majorHAnsi"/>
-                <w:sz w:val="24"/>
-                <w:szCs w:val="24"/>
-              </w:rPr>
-              <w:t xml:space="preserve"> Invita altri partecipanti nel team</w:t>
-            </w:r>
-          </w:p>
-        </w:tc>
-      </w:tr>
-      <w:tr>
-        <w:trPr>
-          <w:tblCellSpacing w:w="15" w:type="dxa"/>
-        </w:trPr>
-        <w:tc>
-          <w:tcPr>
-            <w:tcW w:w="19560" w:type="dxa"/>
-            <w:vAlign w:val="center"/>
-            <w:hideMark/>
-          </w:tcPr>
-          <w:p>
-            <w:pPr>
-              <w:spacing w:after="0" w:line="240" w:lineRule="auto"/>
-              <w:ind w:left="567"/>
-              <w:rPr>
-                <w:rFonts w:asciiTheme="majorHAnsi" w:hAnsiTheme="majorHAnsi"/>
-                <w:sz w:val="24"/>
-                <w:szCs w:val="24"/>
-              </w:rPr>
-            </w:pPr>
-            <w:r>
-              <w:rPr>
-                <w:rFonts w:asciiTheme="majorHAnsi" w:hAnsiTheme="majorHAnsi"/>
-                <w:sz w:val="24"/>
-                <w:szCs w:val="24"/>
-              </w:rPr>
-              <w:t>   end if  </w:t>
-            </w:r>
-          </w:p>
-        </w:tc>
-      </w:tr>
-      <w:tr>
-        <w:trPr>
-          <w:tblCellSpacing w:w="15" w:type="dxa"/>
-        </w:trPr>
-        <w:tc>
-          <w:tcPr>
-            <w:tcW w:w="19560" w:type="dxa"/>
-            <w:vAlign w:val="center"/>
-            <w:hideMark/>
-          </w:tcPr>
-          <w:p>
-            <w:pPr>
-              <w:spacing w:after="0" w:line="240" w:lineRule="auto"/>
-              <w:ind w:left="567"/>
-              <w:rPr>
-                <w:rFonts w:asciiTheme="majorHAnsi" w:hAnsiTheme="majorHAnsi"/>
-                <w:sz w:val="24"/>
-                <w:szCs w:val="24"/>
-              </w:rPr>
-            </w:pPr>
-            <w:r>
-              <w:rPr>
-                <w:rFonts w:asciiTheme="majorHAnsi" w:hAnsiTheme="majorHAnsi"/>
-                <w:sz w:val="24"/>
-                <w:szCs w:val="24"/>
-              </w:rPr>
-              <w:t>6.</w:t>
-            </w:r>
-            <w:r>
-              <w:rPr>
-                <w:rFonts w:asciiTheme="majorHAnsi" w:hAnsiTheme="majorHAnsi"/>
-                <w:sz w:val="24"/>
-                <w:szCs w:val="24"/>
-              </w:rPr>
-              <w:t> Il</w:t>
-            </w:r>
-            <w:r>
-              <w:rPr>
-                <w:rFonts w:asciiTheme="majorHAnsi" w:hAnsiTheme="majorHAnsi"/>
-                <w:sz w:val="24"/>
-                <w:szCs w:val="24"/>
-              </w:rPr>
-              <w:t xml:space="preserve"> </w:t>
-            </w:r>
-            <w:r>
-              <w:rPr>
-                <w:rFonts w:asciiTheme="majorHAnsi" w:hAnsiTheme="majorHAnsi"/>
-                <w:sz w:val="24"/>
-                <w:szCs w:val="24"/>
-                <w:highlight w:val="yellow"/>
-              </w:rPr>
-              <w:t>Leader del Team</w:t>
-            </w:r>
-            <w:r>
-              <w:rPr>
-                <w:rFonts w:asciiTheme="majorHAnsi" w:hAnsiTheme="majorHAnsi"/>
-                <w:sz w:val="24"/>
-                <w:szCs w:val="24"/>
-              </w:rPr>
-              <w:t xml:space="preserve"> </w:t>
-            </w:r>
-            <w:r>
-              <w:rPr>
-                <w:rFonts w:asciiTheme="majorHAnsi" w:hAnsiTheme="majorHAnsi"/>
-                <w:sz w:val="24"/>
-                <w:szCs w:val="24"/>
-                <w:highlight w:val="green"/>
-              </w:rPr>
-              <w:t>invia</w:t>
-            </w:r>
-            <w:r>
-              <w:rPr>
-                <w:rFonts w:asciiTheme="majorHAnsi" w:hAnsiTheme="majorHAnsi"/>
-                <w:sz w:val="24"/>
-                <w:szCs w:val="24"/>
-              </w:rPr>
-              <w:t xml:space="preserve"> i dati inseriti</w:t>
-            </w:r>
-          </w:p>
-        </w:tc>
-      </w:tr>
-      <w:tr>
-        <w:trPr>
-          <w:tblCellSpacing w:w="15" w:type="dxa"/>
-        </w:trPr>
-        <w:tc>
-          <w:tcPr>
-            <w:tcW w:w="19560" w:type="dxa"/>
-            <w:vAlign w:val="center"/>
-            <w:hideMark/>
-          </w:tcPr>
-          <w:p>
-            <w:pPr>
-              <w:spacing w:after="0" w:line="240" w:lineRule="auto"/>
-              <w:ind w:left="567"/>
-              <w:rPr>
-                <w:rFonts w:asciiTheme="majorHAnsi" w:hAnsiTheme="majorHAnsi"/>
-                <w:sz w:val="24"/>
-                <w:szCs w:val="24"/>
-              </w:rPr>
-            </w:pPr>
-            <w:r>
-              <w:rPr>
-                <w:rFonts w:asciiTheme="majorHAnsi" w:hAnsiTheme="majorHAnsi"/>
-                <w:sz w:val="24"/>
-                <w:szCs w:val="24"/>
-              </w:rPr>
-              <w:t>7. SYSTEM </w:t>
-            </w:r>
-            <w:r>
-              <w:rPr>
-                <w:rFonts w:asciiTheme="majorHAnsi" w:hAnsiTheme="majorHAnsi"/>
-                <w:sz w:val="24"/>
-                <w:szCs w:val="24"/>
-                <w:highlight w:val="green"/>
-              </w:rPr>
-              <w:t>aggiunge</w:t>
-            </w:r>
-            <w:r>
-              <w:rPr>
-                <w:rFonts w:asciiTheme="majorHAnsi" w:hAnsiTheme="majorHAnsi"/>
-                <w:sz w:val="24"/>
-                <w:szCs w:val="24"/>
-              </w:rPr>
-              <w:t xml:space="preserve"> il </w:t>
-            </w:r>
-            <w:r>
-              <w:rPr>
-                <w:rFonts w:asciiTheme="majorHAnsi" w:hAnsiTheme="majorHAnsi"/>
-                <w:sz w:val="24"/>
-                <w:szCs w:val="24"/>
-                <w:highlight w:val="yellow"/>
-              </w:rPr>
-              <w:t>team</w:t>
-            </w:r>
-            <w:r>
-              <w:rPr>
-                <w:rFonts w:asciiTheme="majorHAnsi" w:hAnsiTheme="majorHAnsi"/>
-                <w:sz w:val="24"/>
-                <w:szCs w:val="24"/>
-              </w:rPr>
-              <w:t xml:space="preserve"> alla </w:t>
-            </w:r>
-            <w:r>
-              <w:rPr>
-                <w:rFonts w:asciiTheme="majorHAnsi" w:hAnsiTheme="majorHAnsi"/>
-                <w:sz w:val="24"/>
-                <w:szCs w:val="24"/>
-                <w:highlight w:val="yellow"/>
-              </w:rPr>
-              <w:t>lista</w:t>
-            </w:r>
-            <w:r>
-              <w:rPr>
-                <w:rFonts w:asciiTheme="majorHAnsi" w:hAnsiTheme="majorHAnsi"/>
-                <w:sz w:val="24"/>
-                <w:szCs w:val="24"/>
-              </w:rPr>
-              <w:t xml:space="preserve"> dei team già presenti</w:t>
-            </w:r>
-          </w:p>
-        </w:tc>
-      </w:tr>
-      <w:tr>
-        <w:trPr>
-          <w:tblCellSpacing w:w="15" w:type="dxa"/>
-        </w:trPr>
-        <w:tc>
-          <w:tcPr>
-            <w:tcW w:w="19560" w:type="dxa"/>
-            <w:vAlign w:val="center"/>
-            <w:hideMark/>
-          </w:tcPr>
-          <w:p>
-            <w:pPr>
-              <w:spacing w:after="0" w:line="240" w:lineRule="auto"/>
-              <w:ind w:left="567"/>
-              <w:rPr>
-                <w:rFonts w:asciiTheme="majorHAnsi" w:hAnsiTheme="majorHAnsi"/>
-                <w:sz w:val="24"/>
-                <w:szCs w:val="24"/>
-              </w:rPr>
-            </w:pPr>
-            <w:r>
-              <w:rPr>
-                <w:rFonts w:asciiTheme="majorHAnsi" w:hAnsiTheme="majorHAnsi"/>
-                <w:sz w:val="24"/>
-                <w:szCs w:val="24"/>
-              </w:rPr>
-              <w:t>8. SYSTEM </w:t>
-            </w:r>
-            <w:r>
-              <w:rPr>
-                <w:rFonts w:asciiTheme="majorHAnsi" w:hAnsiTheme="majorHAnsi"/>
-                <w:sz w:val="24"/>
-                <w:szCs w:val="24"/>
-                <w:highlight w:val="green"/>
-              </w:rPr>
-              <w:t>abilita</w:t>
-            </w:r>
-            <w:r>
-              <w:rPr>
-                <w:rFonts w:asciiTheme="majorHAnsi" w:hAnsiTheme="majorHAnsi"/>
-                <w:sz w:val="24"/>
-                <w:szCs w:val="24"/>
-              </w:rPr>
-              <w:t xml:space="preserve"> la possibiità di </w:t>
-            </w:r>
-            <w:r>
-              <w:rPr>
-                <w:rFonts w:asciiTheme="majorHAnsi" w:hAnsiTheme="majorHAnsi"/>
-                <w:sz w:val="24"/>
-                <w:szCs w:val="24"/>
-                <w:highlight w:val="green"/>
-              </w:rPr>
-              <w:t>iscriversi</w:t>
-            </w:r>
-            <w:r>
-              <w:rPr>
-                <w:rFonts w:asciiTheme="majorHAnsi" w:hAnsiTheme="majorHAnsi"/>
-                <w:sz w:val="24"/>
-                <w:szCs w:val="24"/>
-              </w:rPr>
-              <w:t xml:space="preserve"> agli </w:t>
-            </w:r>
-            <w:r>
-              <w:rPr>
-                <w:rFonts w:asciiTheme="majorHAnsi" w:hAnsiTheme="majorHAnsi"/>
-                <w:sz w:val="24"/>
-                <w:szCs w:val="24"/>
-                <w:highlight w:val="yellow"/>
-              </w:rPr>
-              <w:t>hackathon</w:t>
-            </w:r>
-          </w:p>
-        </w:tc>
-      </w:tr>
-      <w:tr>
-        <w:trPr>
-          <w:tblCellSpacing w:w="15" w:type="dxa"/>
-        </w:trPr>
-        <w:tc>
-          <w:tcPr>
-            <w:tcW w:w="19560" w:type="dxa"/>
-            <w:vAlign w:val="center"/>
-            <w:hideMark/>
-          </w:tcPr>
-          <w:p>
-            <w:pPr>
-              <w:spacing w:after="0" w:line="240" w:lineRule="auto"/>
-              <w:ind w:left="567"/>
-              <w:rPr>
-                <w:rFonts w:asciiTheme="majorHAnsi" w:hAnsiTheme="majorHAnsi"/>
-                <w:sz w:val="24"/>
-                <w:szCs w:val="24"/>
-              </w:rPr>
-            </w:pPr>
-            <w:r>
-              <w:rPr>
-                <w:rFonts w:asciiTheme="majorHAnsi" w:hAnsiTheme="majorHAnsi"/>
-                <w:sz w:val="24"/>
-                <w:szCs w:val="24"/>
-              </w:rPr>
-              <w:t>9. Il caso d'uso termina</w:t>
-            </w:r>
-          </w:p>
-          <w:p>
-            <w:pPr>
-              <w:spacing w:after="0" w:line="240" w:lineRule="auto"/>
-              <w:rPr>
-                <w:rFonts w:asciiTheme="majorHAnsi" w:hAnsiTheme="majorHAnsi"/>
-                <w:sz w:val="24"/>
-                <w:szCs w:val="24"/>
-              </w:rPr>
-            </w:pPr>
+              <w:t> </w:t>
+            </w:r>
           </w:p>
           <w:tbl>
             <w:tblPr>
-              <w:tblW w:w="7920" w:type="dxa"/>
+              <w:tblW w:w="8715" w:type="dxa"/>
               <w:tblCellSpacing w:w="15" w:type="dxa"/>
               <w:tblCellMar>
                 <w:top w:w="15" w:type="dxa"/>
@@ -1289,7 +270,7 @@
               <w:tblLook w:val="04A0" w:firstRow="1" w:lastRow="0" w:firstColumn="1" w:lastColumn="0" w:noHBand="0" w:noVBand="1"/>
             </w:tblPr>
             <w:tblGrid>
-              <w:gridCol w:w="7920"/>
+              <w:gridCol w:w="8715"/>
             </w:tblGrid>
             <w:tr>
               <w:trPr>
@@ -1297,14 +278,13 @@
               </w:trPr>
               <w:tc>
                 <w:tcPr>
-                  <w:tcW w:w="7920" w:type="dxa"/>
+                  <w:tcW w:w="8715" w:type="dxa"/>
                   <w:vAlign w:val="center"/>
                   <w:hideMark/>
                 </w:tcPr>
                 <w:p>
                   <w:pPr>
                     <w:spacing w:after="0" w:line="240" w:lineRule="auto"/>
-                    <w:ind w:left="567"/>
                     <w:rPr>
                       <w:rFonts w:asciiTheme="majorHAnsi" w:hAnsiTheme="majorHAnsi"/>
                       <w:sz w:val="24"/>
@@ -1317,8 +297,69 @@
                       <w:sz w:val="24"/>
                       <w:szCs w:val="24"/>
                     </w:rPr>
-                    <w:t>#.a. IlPartecipante decide di annullare la creazione del team</w:t>
-                  </w:r>
+                    <w:t>1. Il caso d'uso ha inizio quando un</w:t>
+                  </w:r>
+                  <w:r>
+                    <w:rPr>
+                      <w:rFonts w:asciiTheme="majorHAnsi" w:hAnsiTheme="majorHAnsi"/>
+                      <w:sz w:val="24"/>
+                      <w:szCs w:val="24"/>
+                    </w:rPr>
+                    <w:t xml:space="preserve"> </w:t>
+                  </w:r>
+                  <w:r>
+                    <w:rPr>
+                      <w:rFonts w:asciiTheme="majorHAnsi" w:hAnsiTheme="majorHAnsi"/>
+                      <w:sz w:val="24"/>
+                      <w:szCs w:val="24"/>
+                      <w:highlight w:val="yellow"/>
+                    </w:rPr>
+                    <w:t>Utente</w:t>
+                  </w:r>
+                  <w:r>
+                    <w:rPr>
+                      <w:rFonts w:asciiTheme="majorHAnsi" w:hAnsiTheme="majorHAnsi"/>
+                      <w:sz w:val="24"/>
+                      <w:szCs w:val="24"/>
+                    </w:rPr>
+                    <w:t xml:space="preserve"> </w:t>
+                  </w:r>
+                  <w:r>
+                    <w:rPr>
+                      <w:rFonts w:asciiTheme="majorHAnsi" w:hAnsiTheme="majorHAnsi"/>
+                      <w:sz w:val="24"/>
+                      <w:szCs w:val="24"/>
+                      <w:highlight w:val="green"/>
+                    </w:rPr>
+                    <w:t>inizia la creazione</w:t>
+                  </w:r>
+                  <w:r>
+                    <w:rPr>
+                      <w:rFonts w:asciiTheme="majorHAnsi" w:hAnsiTheme="majorHAnsi"/>
+                      <w:sz w:val="24"/>
+                      <w:szCs w:val="24"/>
+                    </w:rPr>
+                    <w:t xml:space="preserve"> di </w:t>
+                  </w:r>
+                  <w:proofErr w:type="gramStart"/>
+                  <w:r>
+                    <w:rPr>
+                      <w:rFonts w:asciiTheme="majorHAnsi" w:hAnsiTheme="majorHAnsi"/>
+                      <w:sz w:val="24"/>
+                      <w:szCs w:val="24"/>
+                    </w:rPr>
+                    <w:t xml:space="preserve">un nuovo </w:t>
+                  </w:r>
+                  <w:r>
+                    <w:rPr>
+                      <w:rFonts w:asciiTheme="majorHAnsi" w:hAnsiTheme="majorHAnsi"/>
+                      <w:sz w:val="24"/>
+                      <w:szCs w:val="24"/>
+                      <w:highlight w:val="yellow"/>
+                    </w:rPr>
+                    <w:t>team</w:t>
+                  </w:r>
+                  <w:proofErr w:type="gramEnd"/>
                 </w:p>
               </w:tc>
             </w:tr>
@@ -1328,14 +369,13 @@
               </w:trPr>
               <w:tc>
                 <w:tcPr>
-                  <w:tcW w:w="7920" w:type="dxa"/>
+                  <w:tcW w:w="8715" w:type="dxa"/>
                   <w:vAlign w:val="center"/>
                   <w:hideMark/>
                 </w:tcPr>
                 <w:p>
                   <w:pPr>
                     <w:spacing w:after="0" w:line="240" w:lineRule="auto"/>
-                    <w:ind w:left="567"/>
                     <w:rPr>
                       <w:rFonts w:asciiTheme="majorHAnsi" w:hAnsiTheme="majorHAnsi"/>
                       <w:sz w:val="24"/>
@@ -1348,8 +388,62 @@
                       <w:sz w:val="24"/>
                       <w:szCs w:val="24"/>
                     </w:rPr>
-                    <w:t>   1. SYSTEM riporta il sistema nello stato iniziale prima dell'avvio del caso d'uso</w:t>
-                  </w:r>
+                    <w:t>2. L'</w:t>
+                  </w:r>
+                  <w:r>
+                    <w:rPr>
+                      <w:rFonts w:asciiTheme="majorHAnsi" w:hAnsiTheme="majorHAnsi"/>
+                      <w:sz w:val="24"/>
+                      <w:szCs w:val="24"/>
+                      <w:highlight w:val="yellow"/>
+                    </w:rPr>
+                    <w:t>Utente</w:t>
+                  </w:r>
+                  <w:r>
+                    <w:rPr>
+                      <w:rFonts w:asciiTheme="majorHAnsi" w:hAnsiTheme="majorHAnsi"/>
+                      <w:sz w:val="24"/>
+                      <w:szCs w:val="24"/>
+                    </w:rPr>
+                    <w:t xml:space="preserve"> </w:t>
+                  </w:r>
+                  <w:r>
+                    <w:rPr>
+                      <w:rFonts w:asciiTheme="majorHAnsi" w:hAnsiTheme="majorHAnsi"/>
+                      <w:sz w:val="24"/>
+                      <w:szCs w:val="24"/>
+                      <w:highlight w:val="green"/>
+                    </w:rPr>
+                    <w:t>inserisce</w:t>
+                  </w:r>
+                  <w:r>
+                    <w:rPr>
+                      <w:rFonts w:asciiTheme="majorHAnsi" w:hAnsiTheme="majorHAnsi"/>
+                      <w:sz w:val="24"/>
+                      <w:szCs w:val="24"/>
+                    </w:rPr>
+                    <w:t xml:space="preserve"> il </w:t>
+                  </w:r>
+                  <w:r>
+                    <w:rPr>
+                      <w:rFonts w:asciiTheme="majorHAnsi" w:hAnsiTheme="majorHAnsi"/>
+                      <w:sz w:val="24"/>
+                      <w:szCs w:val="24"/>
+                      <w:highlight w:val="yellow"/>
+                    </w:rPr>
+                    <w:t xml:space="preserve">nome </w:t>
+                  </w:r>
+                  <w:proofErr w:type="gramStart"/>
+                  <w:r>
+                    <w:rPr>
+                      <w:rFonts w:asciiTheme="majorHAnsi" w:hAnsiTheme="majorHAnsi"/>
+                      <w:sz w:val="24"/>
+                      <w:szCs w:val="24"/>
+                      <w:highlight w:val="yellow"/>
+                    </w:rPr>
+                    <w:t>del team</w:t>
+                  </w:r>
+                  <w:proofErr w:type="gramEnd"/>
                 </w:p>
               </w:tc>
             </w:tr>
@@ -1359,14 +453,13 @@
               </w:trPr>
               <w:tc>
                 <w:tcPr>
-                  <w:tcW w:w="7920" w:type="dxa"/>
+                  <w:tcW w:w="8715" w:type="dxa"/>
                   <w:vAlign w:val="center"/>
                   <w:hideMark/>
                 </w:tcPr>
                 <w:p>
                   <w:pPr>
                     <w:spacing w:after="0" w:line="240" w:lineRule="auto"/>
-                    <w:ind w:left="567"/>
                     <w:rPr>
                       <w:rFonts w:asciiTheme="majorHAnsi" w:hAnsiTheme="majorHAnsi"/>
                       <w:sz w:val="24"/>
@@ -1379,7 +472,888 @@
                       <w:sz w:val="24"/>
                       <w:szCs w:val="24"/>
                     </w:rPr>
-                    <w:t>   2. Il caso d'uso termina</w:t>
+                    <w:t>3. SYSTEM </w:t>
+                  </w:r>
+                  <w:r>
+                    <w:rPr>
+                      <w:rFonts w:asciiTheme="majorHAnsi" w:hAnsiTheme="majorHAnsi"/>
+                      <w:sz w:val="24"/>
+                      <w:szCs w:val="24"/>
+                      <w:highlight w:val="green"/>
+                    </w:rPr>
+                    <w:t>controlla</w:t>
+                  </w:r>
+                  <w:r>
+                    <w:rPr>
+                      <w:rFonts w:asciiTheme="majorHAnsi" w:hAnsiTheme="majorHAnsi"/>
+                      <w:sz w:val="24"/>
+                      <w:szCs w:val="24"/>
+                    </w:rPr>
+                    <w:t xml:space="preserve"> che il </w:t>
+                  </w:r>
+                  <w:r>
+                    <w:rPr>
+                      <w:rFonts w:asciiTheme="majorHAnsi" w:hAnsiTheme="majorHAnsi"/>
+                      <w:sz w:val="24"/>
+                      <w:szCs w:val="24"/>
+                      <w:highlight w:val="yellow"/>
+                    </w:rPr>
+                    <w:t>nome</w:t>
+                  </w:r>
+                  <w:r>
+                    <w:rPr>
+                      <w:rFonts w:asciiTheme="majorHAnsi" w:hAnsiTheme="majorHAnsi"/>
+                      <w:sz w:val="24"/>
+                      <w:szCs w:val="24"/>
+                    </w:rPr>
+                    <w:t xml:space="preserve"> non sia già in uso</w:t>
+                  </w:r>
+                </w:p>
+              </w:tc>
+            </w:tr>
+            <w:tr>
+              <w:trPr>
+                <w:tblCellSpacing w:w="15" w:type="dxa"/>
+              </w:trPr>
+              <w:tc>
+                <w:tcPr>
+                  <w:tcW w:w="8715" w:type="dxa"/>
+                  <w:vAlign w:val="center"/>
+                  <w:hideMark/>
+                </w:tcPr>
+                <w:p>
+                  <w:pPr>
+                    <w:spacing w:after="0" w:line="240" w:lineRule="auto"/>
+                    <w:rPr>
+                      <w:rFonts w:asciiTheme="majorHAnsi" w:hAnsiTheme="majorHAnsi"/>
+                      <w:sz w:val="24"/>
+                      <w:szCs w:val="24"/>
+                    </w:rPr>
+                  </w:pPr>
+                  <w:r>
+                    <w:rPr>
+                      <w:rFonts w:asciiTheme="majorHAnsi" w:hAnsiTheme="majorHAnsi"/>
+                      <w:sz w:val="24"/>
+                      <w:szCs w:val="24"/>
+                    </w:rPr>
+                    <w:t xml:space="preserve">   3.a. Il </w:t>
+                  </w:r>
+                  <w:r>
+                    <w:rPr>
+                      <w:rFonts w:asciiTheme="majorHAnsi" w:hAnsiTheme="majorHAnsi"/>
+                      <w:sz w:val="24"/>
+                      <w:szCs w:val="24"/>
+                      <w:highlight w:val="yellow"/>
+                    </w:rPr>
+                    <w:t xml:space="preserve">nome </w:t>
+                  </w:r>
+                  <w:proofErr w:type="gramStart"/>
+                  <w:r>
+                    <w:rPr>
+                      <w:rFonts w:asciiTheme="majorHAnsi" w:hAnsiTheme="majorHAnsi"/>
+                      <w:sz w:val="24"/>
+                      <w:szCs w:val="24"/>
+                      <w:highlight w:val="yellow"/>
+                    </w:rPr>
+                    <w:t>del team</w:t>
+                  </w:r>
+                  <w:proofErr w:type="gramEnd"/>
+                  <w:r>
+                    <w:rPr>
+                      <w:rFonts w:asciiTheme="majorHAnsi" w:hAnsiTheme="majorHAnsi"/>
+                      <w:sz w:val="24"/>
+                      <w:szCs w:val="24"/>
+                    </w:rPr>
+                    <w:t xml:space="preserve"> </w:t>
+                  </w:r>
+                  <w:r>
+                    <w:rPr>
+                      <w:rFonts w:asciiTheme="majorHAnsi" w:hAnsiTheme="majorHAnsi"/>
+                      <w:sz w:val="24"/>
+                      <w:szCs w:val="24"/>
+                      <w:highlight w:val="green"/>
+                    </w:rPr>
+                    <w:t>non è disponibile</w:t>
+                  </w:r>
+                </w:p>
+              </w:tc>
+            </w:tr>
+            <w:tr>
+              <w:trPr>
+                <w:tblCellSpacing w:w="15" w:type="dxa"/>
+              </w:trPr>
+              <w:tc>
+                <w:tcPr>
+                  <w:tcW w:w="8715" w:type="dxa"/>
+                  <w:vAlign w:val="center"/>
+                  <w:hideMark/>
+                </w:tcPr>
+                <w:p>
+                  <w:pPr>
+                    <w:spacing w:after="0" w:line="240" w:lineRule="auto"/>
+                    <w:rPr>
+                      <w:rFonts w:asciiTheme="majorHAnsi" w:hAnsiTheme="majorHAnsi"/>
+                      <w:sz w:val="24"/>
+                      <w:szCs w:val="24"/>
+                    </w:rPr>
+                  </w:pPr>
+                  <w:r>
+                    <w:rPr>
+                      <w:rFonts w:asciiTheme="majorHAnsi" w:hAnsiTheme="majorHAnsi"/>
+                      <w:sz w:val="24"/>
+                      <w:szCs w:val="24"/>
+                    </w:rPr>
+                    <w:t>      1. SYSTEM </w:t>
+                  </w:r>
+                  <w:r>
+                    <w:rPr>
+                      <w:rFonts w:asciiTheme="majorHAnsi" w:hAnsiTheme="majorHAnsi"/>
+                      <w:sz w:val="24"/>
+                      <w:szCs w:val="24"/>
+                      <w:highlight w:val="green"/>
+                    </w:rPr>
+                    <w:t>blocca</w:t>
+                  </w:r>
+                  <w:r>
+                    <w:rPr>
+                      <w:rFonts w:asciiTheme="majorHAnsi" w:hAnsiTheme="majorHAnsi"/>
+                      <w:sz w:val="24"/>
+                      <w:szCs w:val="24"/>
+                    </w:rPr>
+                    <w:t xml:space="preserve"> l'operazione</w:t>
+                  </w:r>
+                </w:p>
+              </w:tc>
+            </w:tr>
+            <w:tr>
+              <w:trPr>
+                <w:tblCellSpacing w:w="15" w:type="dxa"/>
+              </w:trPr>
+              <w:tc>
+                <w:tcPr>
+                  <w:tcW w:w="8715" w:type="dxa"/>
+                  <w:vAlign w:val="center"/>
+                  <w:hideMark/>
+                </w:tcPr>
+                <w:p>
+                  <w:pPr>
+                    <w:spacing w:after="0" w:line="240" w:lineRule="auto"/>
+                    <w:rPr>
+                      <w:rFonts w:asciiTheme="majorHAnsi" w:hAnsiTheme="majorHAnsi"/>
+                      <w:sz w:val="24"/>
+                      <w:szCs w:val="24"/>
+                    </w:rPr>
+                  </w:pPr>
+                  <w:r>
+                    <w:rPr>
+                      <w:rFonts w:asciiTheme="majorHAnsi" w:hAnsiTheme="majorHAnsi"/>
+                      <w:sz w:val="24"/>
+                      <w:szCs w:val="24"/>
+                    </w:rPr>
+                    <w:t>      2. SYSTEM </w:t>
+                  </w:r>
+                  <w:r>
+                    <w:rPr>
+                      <w:rFonts w:asciiTheme="majorHAnsi" w:hAnsiTheme="majorHAnsi"/>
+                      <w:sz w:val="24"/>
+                      <w:szCs w:val="24"/>
+                      <w:highlight w:val="green"/>
+                    </w:rPr>
+                    <w:t>mostra</w:t>
+                  </w:r>
+                  <w:r>
+                    <w:rPr>
+                      <w:rFonts w:asciiTheme="majorHAnsi" w:hAnsiTheme="majorHAnsi"/>
+                      <w:sz w:val="24"/>
+                      <w:szCs w:val="24"/>
+                    </w:rPr>
+                    <w:t xml:space="preserve"> un messaggio di errore</w:t>
+                  </w:r>
+                </w:p>
+              </w:tc>
+            </w:tr>
+            <w:tr>
+              <w:trPr>
+                <w:tblCellSpacing w:w="15" w:type="dxa"/>
+              </w:trPr>
+              <w:tc>
+                <w:tcPr>
+                  <w:tcW w:w="8715" w:type="dxa"/>
+                  <w:vAlign w:val="center"/>
+                  <w:hideMark/>
+                </w:tcPr>
+                <w:p>
+                  <w:pPr>
+                    <w:spacing w:after="0" w:line="240" w:lineRule="auto"/>
+                    <w:rPr>
+                      <w:rFonts w:asciiTheme="majorHAnsi" w:hAnsiTheme="majorHAnsi"/>
+                      <w:sz w:val="24"/>
+                      <w:szCs w:val="24"/>
+                    </w:rPr>
+                  </w:pPr>
+                  <w:r>
+                    <w:rPr>
+                      <w:rFonts w:asciiTheme="majorHAnsi" w:hAnsiTheme="majorHAnsi"/>
+                      <w:sz w:val="24"/>
+                      <w:szCs w:val="24"/>
+                    </w:rPr>
+                    <w:t>      3. </w:t>
+                  </w:r>
+                  <w:proofErr w:type="spellStart"/>
+                  <w:r>
+                    <w:rPr>
+                      <w:rFonts w:asciiTheme="majorHAnsi" w:hAnsiTheme="majorHAnsi"/>
+                      <w:sz w:val="24"/>
+                      <w:szCs w:val="24"/>
+                    </w:rPr>
+                    <w:t>jump</w:t>
+                  </w:r>
+                  <w:proofErr w:type="spellEnd"/>
+                  <w:r>
+                    <w:rPr>
+                      <w:rFonts w:asciiTheme="majorHAnsi" w:hAnsiTheme="majorHAnsi"/>
+                      <w:sz w:val="24"/>
+                      <w:szCs w:val="24"/>
+                    </w:rPr>
+                    <w:t xml:space="preserve"> to 2. L'</w:t>
+                  </w:r>
+                  <w:r>
+                    <w:rPr>
+                      <w:rFonts w:asciiTheme="majorHAnsi" w:hAnsiTheme="majorHAnsi"/>
+                      <w:sz w:val="24"/>
+                      <w:szCs w:val="24"/>
+                      <w:highlight w:val="yellow"/>
+                    </w:rPr>
+                    <w:t>Utente</w:t>
+                  </w:r>
+                  <w:r>
+                    <w:rPr>
+                      <w:rFonts w:asciiTheme="majorHAnsi" w:hAnsiTheme="majorHAnsi"/>
+                      <w:sz w:val="24"/>
+                      <w:szCs w:val="24"/>
+                    </w:rPr>
+                    <w:t xml:space="preserve"> inserisce il...</w:t>
+                  </w:r>
+                </w:p>
+              </w:tc>
+            </w:tr>
+            <w:tr>
+              <w:trPr>
+                <w:tblCellSpacing w:w="15" w:type="dxa"/>
+              </w:trPr>
+              <w:tc>
+                <w:tcPr>
+                  <w:tcW w:w="8715" w:type="dxa"/>
+                  <w:vAlign w:val="center"/>
+                  <w:hideMark/>
+                </w:tcPr>
+                <w:p>
+                  <w:pPr>
+                    <w:spacing w:after="0" w:line="240" w:lineRule="auto"/>
+                    <w:rPr>
+                      <w:rFonts w:asciiTheme="majorHAnsi" w:hAnsiTheme="majorHAnsi"/>
+                      <w:sz w:val="24"/>
+                      <w:szCs w:val="24"/>
+                    </w:rPr>
+                  </w:pPr>
+                  <w:r>
+                    <w:rPr>
+                      <w:rFonts w:asciiTheme="majorHAnsi" w:hAnsiTheme="majorHAnsi"/>
+                      <w:sz w:val="24"/>
+                      <w:szCs w:val="24"/>
+                    </w:rPr>
+                    <w:t>4. SYSTEM </w:t>
+                  </w:r>
+                  <w:r>
+                    <w:rPr>
+                      <w:rFonts w:asciiTheme="majorHAnsi" w:hAnsiTheme="majorHAnsi"/>
+                      <w:sz w:val="24"/>
+                      <w:szCs w:val="24"/>
+                      <w:highlight w:val="green"/>
+                    </w:rPr>
+                    <w:t>imposta</w:t>
+                  </w:r>
+                  <w:r>
+                    <w:rPr>
+                      <w:rFonts w:asciiTheme="majorHAnsi" w:hAnsiTheme="majorHAnsi"/>
+                      <w:sz w:val="24"/>
+                      <w:szCs w:val="24"/>
+                    </w:rPr>
+                    <w:t xml:space="preserve"> il </w:t>
+                  </w:r>
+                  <w:r>
+                    <w:rPr>
+                      <w:rFonts w:asciiTheme="majorHAnsi" w:hAnsiTheme="majorHAnsi"/>
+                      <w:sz w:val="24"/>
+                      <w:szCs w:val="24"/>
+                      <w:highlight w:val="yellow"/>
+                    </w:rPr>
+                    <w:t>ruolo</w:t>
+                  </w:r>
+                  <w:r>
+                    <w:rPr>
+                      <w:rFonts w:asciiTheme="majorHAnsi" w:hAnsiTheme="majorHAnsi"/>
+                      <w:sz w:val="24"/>
+                      <w:szCs w:val="24"/>
+                    </w:rPr>
+                    <w:t xml:space="preserve"> dell'</w:t>
+                  </w:r>
+                  <w:r>
+                    <w:rPr>
+                      <w:rFonts w:asciiTheme="majorHAnsi" w:hAnsiTheme="majorHAnsi"/>
+                      <w:sz w:val="24"/>
+                      <w:szCs w:val="24"/>
+                      <w:highlight w:val="yellow"/>
+                    </w:rPr>
+                    <w:t>Utente</w:t>
+                  </w:r>
+                  <w:r>
+                    <w:rPr>
+                      <w:rFonts w:asciiTheme="majorHAnsi" w:hAnsiTheme="majorHAnsi"/>
+                      <w:sz w:val="24"/>
+                      <w:szCs w:val="24"/>
+                    </w:rPr>
+                    <w:t xml:space="preserve"> come</w:t>
+                  </w:r>
+                  <w:r>
+                    <w:rPr>
+                      <w:rFonts w:asciiTheme="majorHAnsi" w:hAnsiTheme="majorHAnsi"/>
+                      <w:sz w:val="24"/>
+                      <w:szCs w:val="24"/>
+                    </w:rPr>
+                    <w:t xml:space="preserve"> </w:t>
+                  </w:r>
+                  <w:r>
+                    <w:rPr>
+                      <w:rFonts w:asciiTheme="majorHAnsi" w:hAnsiTheme="majorHAnsi"/>
+                      <w:sz w:val="24"/>
+                      <w:szCs w:val="24"/>
+                      <w:highlight w:val="yellow"/>
+                    </w:rPr>
+                    <w:t>Leader del Team</w:t>
+                  </w:r>
+                </w:p>
+              </w:tc>
+            </w:tr>
+            <w:tr>
+              <w:trPr>
+                <w:tblCellSpacing w:w="15" w:type="dxa"/>
+              </w:trPr>
+              <w:tc>
+                <w:tcPr>
+                  <w:tcW w:w="8715" w:type="dxa"/>
+                  <w:vAlign w:val="center"/>
+                  <w:hideMark/>
+                </w:tcPr>
+                <w:p>
+                  <w:pPr>
+                    <w:spacing w:after="0" w:line="240" w:lineRule="auto"/>
+                    <w:rPr>
+                      <w:rFonts w:asciiTheme="majorHAnsi" w:hAnsiTheme="majorHAnsi"/>
+                      <w:sz w:val="24"/>
+                      <w:szCs w:val="24"/>
+                    </w:rPr>
+                  </w:pPr>
+                  <w:r>
+                    <w:rPr>
+                      <w:rFonts w:asciiTheme="majorHAnsi" w:hAnsiTheme="majorHAnsi"/>
+                      <w:sz w:val="24"/>
+                      <w:szCs w:val="24"/>
+                    </w:rPr>
+                    <w:t>5. </w:t>
+                  </w:r>
+                  <w:proofErr w:type="spellStart"/>
+                  <w:r>
+                    <w:rPr>
+                      <w:rFonts w:asciiTheme="majorHAnsi" w:hAnsiTheme="majorHAnsi"/>
+                      <w:sz w:val="24"/>
+                      <w:szCs w:val="24"/>
+                    </w:rPr>
+                    <w:t>if</w:t>
+                  </w:r>
+                  <w:proofErr w:type="spellEnd"/>
+                  <w:r>
+                    <w:rPr>
+                      <w:rFonts w:asciiTheme="majorHAnsi" w:hAnsiTheme="majorHAnsi"/>
+                      <w:sz w:val="24"/>
+                      <w:szCs w:val="24"/>
+                    </w:rPr>
+                    <w:t> Il</w:t>
+                  </w:r>
+                  <w:r>
+                    <w:rPr>
+                      <w:rFonts w:asciiTheme="majorHAnsi" w:hAnsiTheme="majorHAnsi"/>
+                      <w:sz w:val="24"/>
+                      <w:szCs w:val="24"/>
+                    </w:rPr>
+                    <w:t xml:space="preserve"> </w:t>
+                  </w:r>
+                  <w:r>
+                    <w:rPr>
+                      <w:rFonts w:asciiTheme="majorHAnsi" w:hAnsiTheme="majorHAnsi"/>
+                      <w:sz w:val="24"/>
+                      <w:szCs w:val="24"/>
+                      <w:highlight w:val="yellow"/>
+                    </w:rPr>
+                    <w:t>Leader del Team</w:t>
+                  </w:r>
+                  <w:r>
+                    <w:rPr>
+                      <w:rFonts w:asciiTheme="majorHAnsi" w:hAnsiTheme="majorHAnsi"/>
+                      <w:sz w:val="24"/>
+                      <w:szCs w:val="24"/>
+                    </w:rPr>
+                    <w:t xml:space="preserve"> </w:t>
+                  </w:r>
+                  <w:r>
+                    <w:rPr>
+                      <w:rFonts w:asciiTheme="majorHAnsi" w:hAnsiTheme="majorHAnsi"/>
+                      <w:sz w:val="24"/>
+                      <w:szCs w:val="24"/>
+                      <w:highlight w:val="green"/>
+                    </w:rPr>
+                    <w:t>vuole invitare</w:t>
+                  </w:r>
+                  <w:r>
+                    <w:rPr>
+                      <w:rFonts w:asciiTheme="majorHAnsi" w:hAnsiTheme="majorHAnsi"/>
+                      <w:sz w:val="24"/>
+                      <w:szCs w:val="24"/>
+                    </w:rPr>
+                    <w:t xml:space="preserve"> uno o più </w:t>
+                  </w:r>
+                  <w:r>
+                    <w:rPr>
+                      <w:rFonts w:asciiTheme="majorHAnsi" w:hAnsiTheme="majorHAnsi"/>
+                      <w:sz w:val="24"/>
+                      <w:szCs w:val="24"/>
+                      <w:highlight w:val="yellow"/>
+                    </w:rPr>
+                    <w:t>utenti</w:t>
+                  </w:r>
+                  <w:r>
+                    <w:rPr>
+                      <w:rFonts w:asciiTheme="majorHAnsi" w:hAnsiTheme="majorHAnsi"/>
+                      <w:sz w:val="24"/>
+                      <w:szCs w:val="24"/>
+                    </w:rPr>
+                    <w:t xml:space="preserve"> partecipanti a far parte </w:t>
+                  </w:r>
+                  <w:proofErr w:type="gramStart"/>
+                  <w:r>
+                    <w:rPr>
+                      <w:rFonts w:asciiTheme="majorHAnsi" w:hAnsiTheme="majorHAnsi"/>
+                      <w:sz w:val="24"/>
+                      <w:szCs w:val="24"/>
+                    </w:rPr>
+                    <w:t xml:space="preserve">del </w:t>
+                  </w:r>
+                  <w:r>
+                    <w:rPr>
+                      <w:rFonts w:asciiTheme="majorHAnsi" w:hAnsiTheme="majorHAnsi"/>
+                      <w:sz w:val="24"/>
+                      <w:szCs w:val="24"/>
+                      <w:highlight w:val="yellow"/>
+                    </w:rPr>
+                    <w:t>team</w:t>
+                  </w:r>
+                  <w:proofErr w:type="gramEnd"/>
+                </w:p>
+              </w:tc>
+            </w:tr>
+            <w:tr>
+              <w:trPr>
+                <w:tblCellSpacing w:w="15" w:type="dxa"/>
+              </w:trPr>
+              <w:tc>
+                <w:tcPr>
+                  <w:tcW w:w="8715" w:type="dxa"/>
+                  <w:vAlign w:val="center"/>
+                  <w:hideMark/>
+                </w:tcPr>
+                <w:p>
+                  <w:pPr>
+                    <w:spacing w:after="0" w:line="240" w:lineRule="auto"/>
+                    <w:rPr>
+                      <w:rFonts w:asciiTheme="majorHAnsi" w:hAnsiTheme="majorHAnsi"/>
+                      <w:sz w:val="24"/>
+                      <w:szCs w:val="24"/>
+                    </w:rPr>
+                  </w:pPr>
+                  <w:r>
+                    <w:rPr>
+                      <w:rFonts w:asciiTheme="majorHAnsi" w:hAnsiTheme="majorHAnsi"/>
+                      <w:sz w:val="24"/>
+                      <w:szCs w:val="24"/>
+                    </w:rPr>
+                    <w:t>   5.1. Il</w:t>
+                  </w:r>
+                  <w:r>
+                    <w:rPr>
+                      <w:rFonts w:asciiTheme="majorHAnsi" w:hAnsiTheme="majorHAnsi"/>
+                      <w:sz w:val="24"/>
+                      <w:szCs w:val="24"/>
+                    </w:rPr>
+                    <w:t xml:space="preserve"> </w:t>
+                  </w:r>
+                  <w:r>
+                    <w:rPr>
+                      <w:rFonts w:asciiTheme="majorHAnsi" w:hAnsiTheme="majorHAnsi"/>
+                      <w:sz w:val="24"/>
+                      <w:szCs w:val="24"/>
+                      <w:highlight w:val="yellow"/>
+                    </w:rPr>
+                    <w:t>Leader del Team</w:t>
+                  </w:r>
+                  <w:r>
+                    <w:rPr>
+                      <w:rFonts w:asciiTheme="majorHAnsi" w:hAnsiTheme="majorHAnsi"/>
+                      <w:sz w:val="24"/>
+                      <w:szCs w:val="24"/>
+                    </w:rPr>
+                    <w:t xml:space="preserve"> </w:t>
+                  </w:r>
+                  <w:r>
+                    <w:rPr>
+                      <w:rFonts w:asciiTheme="majorHAnsi" w:hAnsiTheme="majorHAnsi"/>
+                      <w:sz w:val="24"/>
+                      <w:szCs w:val="24"/>
+                      <w:highlight w:val="green"/>
+                    </w:rPr>
+                    <w:t>procede con il caso d'uso</w:t>
+                  </w:r>
+                  <w:r>
+                    <w:rPr>
+                      <w:rFonts w:asciiTheme="majorHAnsi" w:hAnsiTheme="majorHAnsi"/>
+                      <w:sz w:val="24"/>
+                      <w:szCs w:val="24"/>
+                    </w:rPr>
+                    <w:t xml:space="preserve"> Invita utenti</w:t>
+                  </w:r>
+                </w:p>
+              </w:tc>
+            </w:tr>
+            <w:tr>
+              <w:trPr>
+                <w:tblCellSpacing w:w="15" w:type="dxa"/>
+              </w:trPr>
+              <w:tc>
+                <w:tcPr>
+                  <w:tcW w:w="8715" w:type="dxa"/>
+                  <w:vAlign w:val="center"/>
+                  <w:hideMark/>
+                </w:tcPr>
+                <w:p>
+                  <w:pPr>
+                    <w:spacing w:after="0" w:line="240" w:lineRule="auto"/>
+                    <w:rPr>
+                      <w:rFonts w:asciiTheme="majorHAnsi" w:hAnsiTheme="majorHAnsi"/>
+                      <w:sz w:val="24"/>
+                      <w:szCs w:val="24"/>
+                    </w:rPr>
+                  </w:pPr>
+                  <w:r>
+                    <w:rPr>
+                      <w:rFonts w:asciiTheme="majorHAnsi" w:hAnsiTheme="majorHAnsi"/>
+                      <w:sz w:val="24"/>
+                      <w:szCs w:val="24"/>
+                    </w:rPr>
+                    <w:t xml:space="preserve">   end </w:t>
+                  </w:r>
+                  <w:proofErr w:type="spellStart"/>
+                  <w:r>
+                    <w:rPr>
+                      <w:rFonts w:asciiTheme="majorHAnsi" w:hAnsiTheme="majorHAnsi"/>
+                      <w:sz w:val="24"/>
+                      <w:szCs w:val="24"/>
+                    </w:rPr>
+                    <w:t>if</w:t>
+                  </w:r>
+                  <w:proofErr w:type="spellEnd"/>
+                  <w:r>
+                    <w:rPr>
+                      <w:rFonts w:asciiTheme="majorHAnsi" w:hAnsiTheme="majorHAnsi"/>
+                      <w:sz w:val="24"/>
+                      <w:szCs w:val="24"/>
+                    </w:rPr>
+                    <w:t>  </w:t>
+                  </w:r>
+                </w:p>
+              </w:tc>
+            </w:tr>
+            <w:tr>
+              <w:trPr>
+                <w:tblCellSpacing w:w="15" w:type="dxa"/>
+              </w:trPr>
+              <w:tc>
+                <w:tcPr>
+                  <w:tcW w:w="8715" w:type="dxa"/>
+                  <w:vAlign w:val="center"/>
+                  <w:hideMark/>
+                </w:tcPr>
+                <w:p>
+                  <w:pPr>
+                    <w:spacing w:after="0" w:line="240" w:lineRule="auto"/>
+                    <w:rPr>
+                      <w:rFonts w:asciiTheme="majorHAnsi" w:hAnsiTheme="majorHAnsi"/>
+                      <w:sz w:val="24"/>
+                      <w:szCs w:val="24"/>
+                    </w:rPr>
+                  </w:pPr>
+                  <w:r>
+                    <w:rPr>
+                      <w:rFonts w:asciiTheme="majorHAnsi" w:hAnsiTheme="majorHAnsi"/>
+                      <w:sz w:val="24"/>
+                      <w:szCs w:val="24"/>
+                    </w:rPr>
+                    <w:t>6. Il</w:t>
+                  </w:r>
+                  <w:r>
+                    <w:rPr>
+                      <w:rFonts w:asciiTheme="majorHAnsi" w:hAnsiTheme="majorHAnsi"/>
+                      <w:sz w:val="24"/>
+                      <w:szCs w:val="24"/>
+                    </w:rPr>
+                    <w:t xml:space="preserve"> </w:t>
+                  </w:r>
+                  <w:r>
+                    <w:rPr>
+                      <w:rFonts w:asciiTheme="majorHAnsi" w:hAnsiTheme="majorHAnsi"/>
+                      <w:sz w:val="24"/>
+                      <w:szCs w:val="24"/>
+                      <w:highlight w:val="yellow"/>
+                    </w:rPr>
+                    <w:t>Leader del Team</w:t>
+                  </w:r>
+                  <w:r>
+                    <w:rPr>
+                      <w:rFonts w:asciiTheme="majorHAnsi" w:hAnsiTheme="majorHAnsi"/>
+                      <w:sz w:val="24"/>
+                      <w:szCs w:val="24"/>
+                    </w:rPr>
+                    <w:t xml:space="preserve"> </w:t>
+                  </w:r>
+                  <w:r>
+                    <w:rPr>
+                      <w:rFonts w:asciiTheme="majorHAnsi" w:hAnsiTheme="majorHAnsi"/>
+                      <w:sz w:val="24"/>
+                      <w:szCs w:val="24"/>
+                      <w:highlight w:val="green"/>
+                    </w:rPr>
+                    <w:t>invia</w:t>
+                  </w:r>
+                  <w:r>
+                    <w:rPr>
+                      <w:rFonts w:asciiTheme="majorHAnsi" w:hAnsiTheme="majorHAnsi"/>
+                      <w:sz w:val="24"/>
+                      <w:szCs w:val="24"/>
+                    </w:rPr>
+                    <w:t xml:space="preserve"> i </w:t>
+                  </w:r>
+                  <w:r>
+                    <w:rPr>
+                      <w:rFonts w:asciiTheme="majorHAnsi" w:hAnsiTheme="majorHAnsi"/>
+                      <w:sz w:val="24"/>
+                      <w:szCs w:val="24"/>
+                      <w:highlight w:val="yellow"/>
+                    </w:rPr>
+                    <w:t>dati</w:t>
+                  </w:r>
+                  <w:r>
+                    <w:rPr>
+                      <w:rFonts w:asciiTheme="majorHAnsi" w:hAnsiTheme="majorHAnsi"/>
+                      <w:sz w:val="24"/>
+                      <w:szCs w:val="24"/>
+                    </w:rPr>
+                    <w:t xml:space="preserve"> inseriti</w:t>
+                  </w:r>
+                </w:p>
+              </w:tc>
+            </w:tr>
+            <w:tr>
+              <w:trPr>
+                <w:tblCellSpacing w:w="15" w:type="dxa"/>
+              </w:trPr>
+              <w:tc>
+                <w:tcPr>
+                  <w:tcW w:w="8715" w:type="dxa"/>
+                  <w:vAlign w:val="center"/>
+                  <w:hideMark/>
+                </w:tcPr>
+                <w:p>
+                  <w:pPr>
+                    <w:spacing w:after="0" w:line="240" w:lineRule="auto"/>
+                    <w:rPr>
+                      <w:rFonts w:asciiTheme="majorHAnsi" w:hAnsiTheme="majorHAnsi"/>
+                      <w:sz w:val="24"/>
+                      <w:szCs w:val="24"/>
+                    </w:rPr>
+                  </w:pPr>
+                  <w:r>
+                    <w:rPr>
+                      <w:rFonts w:asciiTheme="majorHAnsi" w:hAnsiTheme="majorHAnsi"/>
+                      <w:sz w:val="24"/>
+                      <w:szCs w:val="24"/>
+                    </w:rPr>
+                    <w:t>7. SYSTEM </w:t>
+                  </w:r>
+                  <w:r>
+                    <w:rPr>
+                      <w:rFonts w:asciiTheme="majorHAnsi" w:hAnsiTheme="majorHAnsi"/>
+                      <w:sz w:val="24"/>
+                      <w:szCs w:val="24"/>
+                      <w:highlight w:val="green"/>
+                    </w:rPr>
+                    <w:t>aggiunge</w:t>
+                  </w:r>
+                  <w:r>
+                    <w:rPr>
+                      <w:rFonts w:asciiTheme="majorHAnsi" w:hAnsiTheme="majorHAnsi"/>
+                      <w:sz w:val="24"/>
+                      <w:szCs w:val="24"/>
+                    </w:rPr>
+                    <w:t xml:space="preserve"> </w:t>
+                  </w:r>
+                  <w:proofErr w:type="gramStart"/>
+                  <w:r>
+                    <w:rPr>
+                      <w:rFonts w:asciiTheme="majorHAnsi" w:hAnsiTheme="majorHAnsi"/>
+                      <w:sz w:val="24"/>
+                      <w:szCs w:val="24"/>
+                    </w:rPr>
+                    <w:t xml:space="preserve">il </w:t>
+                  </w:r>
+                  <w:r>
+                    <w:rPr>
+                      <w:rFonts w:asciiTheme="majorHAnsi" w:hAnsiTheme="majorHAnsi"/>
+                      <w:sz w:val="24"/>
+                      <w:szCs w:val="24"/>
+                      <w:highlight w:val="yellow"/>
+                    </w:rPr>
+                    <w:t>team</w:t>
+                  </w:r>
+                  <w:proofErr w:type="gramEnd"/>
+                  <w:r>
+                    <w:rPr>
+                      <w:rFonts w:asciiTheme="majorHAnsi" w:hAnsiTheme="majorHAnsi"/>
+                      <w:sz w:val="24"/>
+                      <w:szCs w:val="24"/>
+                    </w:rPr>
+                    <w:t xml:space="preserve"> alla </w:t>
+                  </w:r>
+                  <w:r>
+                    <w:rPr>
+                      <w:rFonts w:asciiTheme="majorHAnsi" w:hAnsiTheme="majorHAnsi"/>
+                      <w:sz w:val="24"/>
+                      <w:szCs w:val="24"/>
+                      <w:highlight w:val="yellow"/>
+                    </w:rPr>
+                    <w:t xml:space="preserve">lista </w:t>
+                  </w:r>
+                  <w:proofErr w:type="gramStart"/>
+                  <w:r>
+                    <w:rPr>
+                      <w:rFonts w:asciiTheme="majorHAnsi" w:hAnsiTheme="majorHAnsi"/>
+                      <w:sz w:val="24"/>
+                      <w:szCs w:val="24"/>
+                      <w:highlight w:val="yellow"/>
+                    </w:rPr>
+                    <w:t>dei team</w:t>
+                  </w:r>
+                  <w:r>
+                    <w:rPr>
+                      <w:rFonts w:asciiTheme="majorHAnsi" w:hAnsiTheme="majorHAnsi"/>
+                      <w:sz w:val="24"/>
+                      <w:szCs w:val="24"/>
+                    </w:rPr>
+                    <w:t xml:space="preserve"> già presenti</w:t>
+                  </w:r>
+                  <w:proofErr w:type="gramEnd"/>
+                </w:p>
+              </w:tc>
+            </w:tr>
+            <w:tr>
+              <w:trPr>
+                <w:tblCellSpacing w:w="15" w:type="dxa"/>
+              </w:trPr>
+              <w:tc>
+                <w:tcPr>
+                  <w:tcW w:w="8715" w:type="dxa"/>
+                  <w:vAlign w:val="center"/>
+                  <w:hideMark/>
+                </w:tcPr>
+                <w:p>
+                  <w:pPr>
+                    <w:spacing w:after="0" w:line="240" w:lineRule="auto"/>
+                    <w:rPr>
+                      <w:rFonts w:asciiTheme="majorHAnsi" w:hAnsiTheme="majorHAnsi"/>
+                      <w:sz w:val="24"/>
+                      <w:szCs w:val="24"/>
+                    </w:rPr>
+                  </w:pPr>
+                  <w:r>
+                    <w:rPr>
+                      <w:rFonts w:asciiTheme="majorHAnsi" w:hAnsiTheme="majorHAnsi"/>
+                      <w:sz w:val="24"/>
+                      <w:szCs w:val="24"/>
+                    </w:rPr>
+                    <w:t>8. SYSTEM </w:t>
+                  </w:r>
+                  <w:r>
+                    <w:rPr>
+                      <w:rFonts w:asciiTheme="majorHAnsi" w:hAnsiTheme="majorHAnsi"/>
+                      <w:sz w:val="24"/>
+                      <w:szCs w:val="24"/>
+                      <w:highlight w:val="green"/>
+                    </w:rPr>
+                    <w:t>abilita la possibilità di iscriversi</w:t>
+                  </w:r>
+                  <w:r>
+                    <w:rPr>
+                      <w:rFonts w:asciiTheme="majorHAnsi" w:hAnsiTheme="majorHAnsi"/>
+                      <w:sz w:val="24"/>
+                      <w:szCs w:val="24"/>
+                    </w:rPr>
+                    <w:t xml:space="preserve"> agli </w:t>
+                  </w:r>
+                  <w:r>
+                    <w:rPr>
+                      <w:rFonts w:asciiTheme="majorHAnsi" w:hAnsiTheme="majorHAnsi"/>
+                      <w:sz w:val="24"/>
+                      <w:szCs w:val="24"/>
+                      <w:highlight w:val="yellow"/>
+                    </w:rPr>
+                    <w:t>hackathon</w:t>
+                  </w:r>
+                </w:p>
+              </w:tc>
+            </w:tr>
+            <w:tr>
+              <w:trPr>
+                <w:tblCellSpacing w:w="15" w:type="dxa"/>
+              </w:trPr>
+              <w:tc>
+                <w:tcPr>
+                  <w:tcW w:w="8715" w:type="dxa"/>
+                  <w:vAlign w:val="center"/>
+                  <w:hideMark/>
+                </w:tcPr>
+                <w:p>
+                  <w:pPr>
+                    <w:spacing w:after="0" w:line="240" w:lineRule="auto"/>
+                    <w:rPr>
+                      <w:rFonts w:asciiTheme="majorHAnsi" w:hAnsiTheme="majorHAnsi"/>
+                      <w:sz w:val="24"/>
+                      <w:szCs w:val="24"/>
+                    </w:rPr>
+                  </w:pPr>
+                  <w:r>
+                    <w:rPr>
+                      <w:rFonts w:asciiTheme="majorHAnsi" w:hAnsiTheme="majorHAnsi"/>
+                      <w:sz w:val="24"/>
+                      <w:szCs w:val="24"/>
+                    </w:rPr>
+                    <w:t>9. Il caso d'uso termina</w:t>
                   </w:r>
                 </w:p>
               </w:tc>
@@ -1394,11 +1368,134 @@
                 <w:szCs w:val="24"/>
               </w:rPr>
             </w:pPr>
+            <w:r>
+              <w:rPr>
+                <w:rFonts w:asciiTheme="majorHAnsi" w:hAnsiTheme="majorHAnsi"/>
+                <w:sz w:val="24"/>
+                <w:szCs w:val="24"/>
+              </w:rPr>
+              <w:t> </w:t>
+            </w:r>
+            <w:proofErr w:type="gramStart"/>
+            <w:r>
+              <w:rPr>
+                <w:rFonts w:asciiTheme="majorHAnsi" w:hAnsiTheme="majorHAnsi"/>
+                <w:sz w:val="24"/>
+                <w:szCs w:val="24"/>
+              </w:rPr>
+              <w:t>#.a.</w:t>
+            </w:r>
+            <w:proofErr w:type="gramEnd"/>
+            <w:r>
+              <w:rPr>
+                <w:rFonts w:asciiTheme="majorHAnsi" w:hAnsiTheme="majorHAnsi"/>
+                <w:sz w:val="24"/>
+                <w:szCs w:val="24"/>
+              </w:rPr>
+              <w:t xml:space="preserve"> Il</w:t>
+            </w:r>
+            <w:r>
+              <w:rPr>
+                <w:rFonts w:asciiTheme="majorHAnsi" w:hAnsiTheme="majorHAnsi"/>
+                <w:sz w:val="24"/>
+                <w:szCs w:val="24"/>
+              </w:rPr>
+              <w:t xml:space="preserve"> </w:t>
+            </w:r>
+            <w:r>
+              <w:rPr>
+                <w:rFonts w:asciiTheme="majorHAnsi" w:hAnsiTheme="majorHAnsi"/>
+                <w:sz w:val="24"/>
+                <w:szCs w:val="24"/>
+              </w:rPr>
+              <w:t xml:space="preserve">Leader del Team decide di annullare la creazione </w:t>
+            </w:r>
+            <w:proofErr w:type="gramStart"/>
+            <w:r>
+              <w:rPr>
+                <w:rFonts w:asciiTheme="majorHAnsi" w:hAnsiTheme="majorHAnsi"/>
+                <w:sz w:val="24"/>
+                <w:szCs w:val="24"/>
+              </w:rPr>
+              <w:t>del team</w:t>
+            </w:r>
+            <w:proofErr w:type="gramEnd"/>
           </w:p>
           <w:p>
             <w:pPr>
               <w:spacing w:after="0" w:line="240" w:lineRule="auto"/>
-              <w:ind w:left="567"/>
+              <w:rPr>
+                <w:rFonts w:asciiTheme="majorHAnsi" w:hAnsiTheme="majorHAnsi"/>
+                <w:sz w:val="24"/>
+                <w:szCs w:val="24"/>
+              </w:rPr>
+            </w:pPr>
+            <w:r>
+              <w:rPr>
+                <w:rFonts w:asciiTheme="majorHAnsi" w:hAnsiTheme="majorHAnsi"/>
+                <w:sz w:val="24"/>
+                <w:szCs w:val="24"/>
+              </w:rPr>
+              <w:t xml:space="preserve">   </w:t>
+            </w:r>
+            <w:proofErr w:type="gramStart"/>
+            <w:r>
+              <w:rPr>
+                <w:rFonts w:asciiTheme="majorHAnsi" w:hAnsiTheme="majorHAnsi"/>
+                <w:sz w:val="24"/>
+                <w:szCs w:val="24"/>
+              </w:rPr>
+              <w:t>#.a.</w:t>
+            </w:r>
+            <w:proofErr w:type="gramEnd"/>
+            <w:r>
+              <w:rPr>
+                <w:rFonts w:asciiTheme="majorHAnsi" w:hAnsiTheme="majorHAnsi"/>
+                <w:sz w:val="24"/>
+                <w:szCs w:val="24"/>
+              </w:rPr>
+              <w:t>1. SYSTEM riporta il sistema nello stato iniziale prima dell'avvio del caso d'uso</w:t>
+            </w:r>
+          </w:p>
+          <w:p>
+            <w:pPr>
+              <w:spacing w:after="0" w:line="240" w:lineRule="auto"/>
+              <w:rPr>
+                <w:rFonts w:asciiTheme="majorHAnsi" w:hAnsiTheme="majorHAnsi"/>
+                <w:sz w:val="24"/>
+                <w:szCs w:val="24"/>
+              </w:rPr>
+            </w:pPr>
+            <w:r>
+              <w:rPr>
+                <w:rFonts w:asciiTheme="majorHAnsi" w:hAnsiTheme="majorHAnsi"/>
+                <w:sz w:val="24"/>
+                <w:szCs w:val="24"/>
+              </w:rPr>
+              <w:t xml:space="preserve">   </w:t>
+            </w:r>
+            <w:proofErr w:type="gramStart"/>
+            <w:r>
+              <w:rPr>
+                <w:rFonts w:asciiTheme="majorHAnsi" w:hAnsiTheme="majorHAnsi"/>
+                <w:sz w:val="24"/>
+                <w:szCs w:val="24"/>
+              </w:rPr>
+              <w:t>#.a.</w:t>
+            </w:r>
+            <w:proofErr w:type="gramEnd"/>
+            <w:r>
+              <w:rPr>
+                <w:rFonts w:asciiTheme="majorHAnsi" w:hAnsiTheme="majorHAnsi"/>
+                <w:sz w:val="24"/>
+                <w:szCs w:val="24"/>
+              </w:rPr>
+              <w:t>2. Il caso d'uso termina</w:t>
+            </w:r>
+          </w:p>
+          <w:p>
+            <w:pPr>
+              <w:spacing w:after="0" w:line="240" w:lineRule="auto"/>
               <w:rPr>
                 <w:rFonts w:asciiTheme="majorHAnsi" w:hAnsiTheme="majorHAnsi"/>
                 <w:sz w:val="24"/>
@@ -1409,6 +1506,16 @@
         </w:tc>
       </w:tr>
     </w:tbl>
+    <w:p>
+      <w:pPr>
+        <w:spacing w:after="0" w:line="240" w:lineRule="auto"/>
+        <w:rPr>
+          <w:rFonts w:asciiTheme="majorHAnsi" w:hAnsiTheme="majorHAnsi"/>
+          <w:sz w:val="24"/>
+          <w:szCs w:val="24"/>
+        </w:rPr>
+      </w:pPr>
+    </w:p>
     <w:p>
       <w:pPr>
         <w:spacing w:after="0" w:line="240" w:lineRule="auto"/>
@@ -1448,7 +1555,7 @@
           <w:szCs w:val="24"/>
           <w:highlight w:val="cyan"/>
         </w:rPr>
-        <w:t>Partecipante</w:t>
+        <w:t>Utente</w:t>
       </w:r>
       <w:r>
         <w:rPr>
@@ -1809,6 +1916,8 @@
           <w:szCs w:val="24"/>
         </w:rPr>
       </w:pPr>
+      <w:proofErr w:type="spellStart"/>
+      <w:proofErr w:type="gramStart"/>
       <w:r>
         <w:rPr>
           <w:rFonts w:asciiTheme="majorHAnsi" w:hAnsiTheme="majorHAnsi"/>
@@ -1825,7 +1934,27 @@
           <w:szCs w:val="24"/>
           <w:highlight w:val="magenta"/>
         </w:rPr>
-        <w:t>Team()</w:t>
+        <w:t>Team</w:t>
+      </w:r>
+      <w:proofErr w:type="spellEnd"/>
+      <w:r>
+        <w:rPr>
+          <w:rFonts w:asciiTheme="majorHAnsi" w:hAnsiTheme="majorHAnsi"/>
+          <w:sz w:val="24"/>
+          <w:szCs w:val="24"/>
+          <w:highlight w:val="magenta"/>
+        </w:rPr>
+        <w:t>(</w:t>
+      </w:r>
+      <w:proofErr w:type="gramEnd"/>
+      <w:r>
+        <w:rPr>
+          <w:rFonts w:asciiTheme="majorHAnsi" w:hAnsiTheme="majorHAnsi"/>
+          <w:sz w:val="24"/>
+          <w:szCs w:val="24"/>
+          <w:highlight w:val="magenta"/>
+        </w:rPr>
+        <w:t>)</w:t>
       </w:r>
       <w:r>
         <w:rPr>
@@ -1865,15 +1994,41 @@
           <w:sz w:val="24"/>
           <w:szCs w:val="24"/>
         </w:rPr>
-        <w:t xml:space="preserve"> di Partecipante</w:t>
-      </w:r>
-      <w:r>
-        <w:rPr>
-          <w:rFonts w:asciiTheme="majorHAnsi" w:hAnsiTheme="majorHAnsi"/>
-          <w:sz w:val="24"/>
-          <w:szCs w:val="24"/>
-        </w:rPr>
-        <w:t>, implica anche l’aggiunta del team alla lista e l’impostazione del Leader</w:t>
+        <w:t xml:space="preserve"> di </w:t>
+      </w:r>
+      <w:r>
+        <w:rPr>
+          <w:rFonts w:asciiTheme="majorHAnsi" w:hAnsiTheme="majorHAnsi"/>
+          <w:sz w:val="24"/>
+          <w:szCs w:val="24"/>
+        </w:rPr>
+        <w:t>Utente</w:t>
+      </w:r>
+      <w:r>
+        <w:rPr>
+          <w:rFonts w:asciiTheme="majorHAnsi" w:hAnsiTheme="majorHAnsi"/>
+          <w:sz w:val="24"/>
+          <w:szCs w:val="24"/>
+        </w:rPr>
+        <w:t xml:space="preserve">, implica anche l’aggiunta </w:t>
+      </w:r>
+      <w:proofErr w:type="gramStart"/>
+      <w:r>
+        <w:rPr>
+          <w:rFonts w:asciiTheme="majorHAnsi" w:hAnsiTheme="majorHAnsi"/>
+          <w:sz w:val="24"/>
+          <w:szCs w:val="24"/>
+        </w:rPr>
+        <w:t>del team</w:t>
+      </w:r>
+      <w:proofErr w:type="gramEnd"/>
+      <w:r>
+        <w:rPr>
+          <w:rFonts w:asciiTheme="majorHAnsi" w:hAnsiTheme="majorHAnsi"/>
+          <w:sz w:val="24"/>
+          <w:szCs w:val="24"/>
+        </w:rPr>
+        <w:t xml:space="preserve"> alla lista e l’impostazione del Leader</w:t>
       </w:r>
     </w:p>
     <w:p>
@@ -1957,7 +2112,6 @@
           <w:sz w:val="24"/>
           <w:szCs w:val="24"/>
         </w:rPr>
-        <w:lastRenderedPageBreak/>
         <w:t>2. Iscrive team all’hackathon</w:t>
       </w:r>
     </w:p>
@@ -2021,6 +2175,7 @@
                 <w:sz w:val="24"/>
                 <w:szCs w:val="24"/>
               </w:rPr>
+              <w:lastRenderedPageBreak/>
               <w:t xml:space="preserve">1. Il caso d'uso viene attivato quando il </w:t>
             </w:r>
             <w:r>
@@ -2072,7 +2227,25 @@
                 <w:sz w:val="24"/>
                 <w:szCs w:val="24"/>
               </w:rPr>
-              <w:t xml:space="preserve"> del team </w:t>
+              <w:t xml:space="preserve"> </w:t>
+            </w:r>
+            <w:proofErr w:type="gramStart"/>
+            <w:r>
+              <w:rPr>
+                <w:rFonts w:asciiTheme="majorHAnsi" w:hAnsiTheme="majorHAnsi"/>
+                <w:sz w:val="24"/>
+                <w:szCs w:val="24"/>
+              </w:rPr>
+              <w:t>del team</w:t>
+            </w:r>
+            <w:proofErr w:type="gramEnd"/>
+            <w:r>
+              <w:rPr>
+                <w:rFonts w:asciiTheme="majorHAnsi" w:hAnsiTheme="majorHAnsi"/>
+                <w:sz w:val="24"/>
+                <w:szCs w:val="24"/>
+              </w:rPr>
+              <w:t xml:space="preserve"> </w:t>
             </w:r>
             <w:r>
               <w:rPr>
@@ -2231,7 +2404,25 @@
                 <w:sz w:val="24"/>
                 <w:szCs w:val="24"/>
               </w:rPr>
-              <w:t xml:space="preserve"> (non scaduti e con posti disponibii)</w:t>
+              <w:t xml:space="preserve"> (non scaduti e con posti </w:t>
+            </w:r>
+            <w:proofErr w:type="spellStart"/>
+            <w:r>
+              <w:rPr>
+                <w:rFonts w:asciiTheme="majorHAnsi" w:hAnsiTheme="majorHAnsi"/>
+                <w:sz w:val="24"/>
+                <w:szCs w:val="24"/>
+              </w:rPr>
+              <w:t>disponibii</w:t>
+            </w:r>
+            <w:proofErr w:type="spellEnd"/>
+            <w:r>
+              <w:rPr>
+                <w:rFonts w:asciiTheme="majorHAnsi" w:hAnsiTheme="majorHAnsi"/>
+                <w:sz w:val="24"/>
+                <w:szCs w:val="24"/>
+              </w:rPr>
+              <w:t>)</w:t>
             </w:r>
           </w:p>
         </w:tc>
@@ -2412,7 +2603,16 @@
                 <w:sz w:val="24"/>
                 <w:szCs w:val="24"/>
               </w:rPr>
-              <w:t xml:space="preserve"> il proprio </w:t>
+              <w:t xml:space="preserve"> </w:t>
+            </w:r>
+            <w:proofErr w:type="gramStart"/>
+            <w:r>
+              <w:rPr>
+                <w:rFonts w:asciiTheme="majorHAnsi" w:hAnsiTheme="majorHAnsi"/>
+                <w:sz w:val="24"/>
+                <w:szCs w:val="24"/>
+              </w:rPr>
+              <w:t xml:space="preserve">il proprio </w:t>
             </w:r>
             <w:r>
               <w:rPr>
@@ -2423,6 +2623,7 @@
               </w:rPr>
               <w:t>team</w:t>
             </w:r>
+            <w:proofErr w:type="gramEnd"/>
           </w:p>
         </w:tc>
       </w:tr>
@@ -2469,7 +2670,16 @@
                 <w:sz w:val="24"/>
                 <w:szCs w:val="24"/>
               </w:rPr>
-              <w:t xml:space="preserve"> il </w:t>
+              <w:t xml:space="preserve"> </w:t>
+            </w:r>
+            <w:proofErr w:type="gramStart"/>
+            <w:r>
+              <w:rPr>
+                <w:rFonts w:asciiTheme="majorHAnsi" w:hAnsiTheme="majorHAnsi"/>
+                <w:sz w:val="24"/>
+                <w:szCs w:val="24"/>
+              </w:rPr>
+              <w:t xml:space="preserve">il </w:t>
             </w:r>
             <w:r>
               <w:rPr>
@@ -2480,6 +2690,7 @@
               </w:rPr>
               <w:t>team</w:t>
             </w:r>
+            <w:proofErr w:type="gramEnd"/>
             <w:r>
               <w:rPr>
                 <w:rFonts w:asciiTheme="majorHAnsi" w:hAnsiTheme="majorHAnsi"/>
@@ -2568,7 +2779,16 @@
                 <w:sz w:val="24"/>
                 <w:szCs w:val="24"/>
               </w:rPr>
-              <w:t xml:space="preserve"> che il </w:t>
+              <w:t xml:space="preserve"> che </w:t>
+            </w:r>
+            <w:proofErr w:type="gramStart"/>
+            <w:r>
+              <w:rPr>
+                <w:rFonts w:asciiTheme="majorHAnsi" w:hAnsiTheme="majorHAnsi"/>
+                <w:sz w:val="24"/>
+                <w:szCs w:val="24"/>
+              </w:rPr>
+              <w:t xml:space="preserve">il </w:t>
             </w:r>
             <w:r>
               <w:rPr>
@@ -2579,6 +2799,7 @@
               </w:rPr>
               <w:t>team</w:t>
             </w:r>
+            <w:proofErr w:type="gramEnd"/>
             <w:r>
               <w:rPr>
                 <w:rFonts w:asciiTheme="majorHAnsi" w:hAnsiTheme="majorHAnsi"/>
@@ -2633,7 +2854,16 @@
                 <w:sz w:val="24"/>
                 <w:szCs w:val="24"/>
               </w:rPr>
-              <w:t xml:space="preserve">   6.a. Il </w:t>
+              <w:t>   6.a. </w:t>
+            </w:r>
+            <w:proofErr w:type="gramStart"/>
+            <w:r>
+              <w:rPr>
+                <w:rFonts w:asciiTheme="majorHAnsi" w:hAnsiTheme="majorHAnsi"/>
+                <w:sz w:val="24"/>
+                <w:szCs w:val="24"/>
+              </w:rPr>
+              <w:t xml:space="preserve">Il </w:t>
             </w:r>
             <w:r>
               <w:rPr>
@@ -2644,6 +2874,7 @@
               </w:rPr>
               <w:t>team</w:t>
             </w:r>
+            <w:proofErr w:type="gramEnd"/>
             <w:r>
               <w:rPr>
                 <w:rFonts w:asciiTheme="majorHAnsi" w:hAnsiTheme="majorHAnsi"/>
@@ -2811,7 +3042,25 @@
                 <w:sz w:val="24"/>
                 <w:szCs w:val="24"/>
               </w:rPr>
-              <w:t>      3. jump to 2. Il Leader del Team seleziona...</w:t>
+              <w:t>      3. </w:t>
+            </w:r>
+            <w:proofErr w:type="spellStart"/>
+            <w:r>
+              <w:rPr>
+                <w:rFonts w:asciiTheme="majorHAnsi" w:hAnsiTheme="majorHAnsi"/>
+                <w:sz w:val="24"/>
+                <w:szCs w:val="24"/>
+              </w:rPr>
+              <w:t>jump</w:t>
+            </w:r>
+            <w:proofErr w:type="spellEnd"/>
+            <w:r>
+              <w:rPr>
+                <w:rFonts w:asciiTheme="majorHAnsi" w:hAnsiTheme="majorHAnsi"/>
+                <w:sz w:val="24"/>
+                <w:szCs w:val="24"/>
+              </w:rPr>
+              <w:t xml:space="preserve"> to 2. Il Leader del Team seleziona...</w:t>
             </w:r>
           </w:p>
         </w:tc>
@@ -2842,7 +3091,16 @@
                 <w:sz w:val="24"/>
                 <w:szCs w:val="24"/>
               </w:rPr>
-              <w:t xml:space="preserve">   6.b. Durante l'operazione un altro </w:t>
+              <w:t xml:space="preserve">   6.b. Durante l'operazione </w:t>
+            </w:r>
+            <w:proofErr w:type="gramStart"/>
+            <w:r>
+              <w:rPr>
+                <w:rFonts w:asciiTheme="majorHAnsi" w:hAnsiTheme="majorHAnsi"/>
+                <w:sz w:val="24"/>
+                <w:szCs w:val="24"/>
+              </w:rPr>
+              <w:t xml:space="preserve">un altro </w:t>
             </w:r>
             <w:r>
               <w:rPr>
@@ -2853,6 +3111,7 @@
               </w:rPr>
               <w:t>team</w:t>
             </w:r>
+            <w:proofErr w:type="gramEnd"/>
             <w:r>
               <w:rPr>
                 <w:rFonts w:asciiTheme="majorHAnsi" w:hAnsiTheme="majorHAnsi"/>
@@ -3004,7 +3263,25 @@
                 <w:sz w:val="24"/>
                 <w:szCs w:val="24"/>
               </w:rPr>
-              <w:t>      3. jump to 2. Il Leader del Team seleziona...</w:t>
+              <w:t>      3. </w:t>
+            </w:r>
+            <w:proofErr w:type="spellStart"/>
+            <w:r>
+              <w:rPr>
+                <w:rFonts w:asciiTheme="majorHAnsi" w:hAnsiTheme="majorHAnsi"/>
+                <w:sz w:val="24"/>
+                <w:szCs w:val="24"/>
+              </w:rPr>
+              <w:t>jump</w:t>
+            </w:r>
+            <w:proofErr w:type="spellEnd"/>
+            <w:r>
+              <w:rPr>
+                <w:rFonts w:asciiTheme="majorHAnsi" w:hAnsiTheme="majorHAnsi"/>
+                <w:sz w:val="24"/>
+                <w:szCs w:val="24"/>
+              </w:rPr>
+              <w:t xml:space="preserve"> to 2. Il Leader del Team seleziona...</w:t>
             </w:r>
           </w:p>
         </w:tc>
@@ -3109,7 +3386,16 @@
                 <w:sz w:val="24"/>
                 <w:szCs w:val="24"/>
               </w:rPr>
-              <w:t xml:space="preserve"> il </w:t>
+              <w:t xml:space="preserve"> </w:t>
+            </w:r>
+            <w:proofErr w:type="gramStart"/>
+            <w:r>
+              <w:rPr>
+                <w:rFonts w:asciiTheme="majorHAnsi" w:hAnsiTheme="majorHAnsi"/>
+                <w:sz w:val="24"/>
+                <w:szCs w:val="24"/>
+              </w:rPr>
+              <w:t xml:space="preserve">il </w:t>
             </w:r>
             <w:r>
               <w:rPr>
@@ -3120,6 +3406,7 @@
               </w:rPr>
               <w:t>team</w:t>
             </w:r>
+            <w:proofErr w:type="gramEnd"/>
             <w:r>
               <w:rPr>
                 <w:rFonts w:asciiTheme="majorHAnsi" w:hAnsiTheme="majorHAnsi"/>
@@ -3465,8 +3752,19 @@
           <w:szCs w:val="24"/>
           <w:highlight w:val="red"/>
         </w:rPr>
-        <w:t>Leader del team</w:t>
-      </w:r>
+        <w:t xml:space="preserve">Leader </w:t>
+      </w:r>
+      <w:proofErr w:type="gramStart"/>
+      <w:r>
+        <w:rPr>
+          <w:rFonts w:asciiTheme="majorHAnsi" w:hAnsiTheme="majorHAnsi"/>
+          <w:sz w:val="24"/>
+          <w:szCs w:val="24"/>
+          <w:highlight w:val="red"/>
+        </w:rPr>
+        <w:t>del team</w:t>
+      </w:r>
+      <w:proofErr w:type="gramEnd"/>
       <w:r>
         <w:rPr>
           <w:rFonts w:asciiTheme="majorHAnsi" w:hAnsiTheme="majorHAnsi"/>
@@ -3489,8 +3787,18 @@
           <w:sz w:val="24"/>
           <w:szCs w:val="24"/>
         </w:rPr>
-        <w:t xml:space="preserve"> Attributo di team</w:t>
-      </w:r>
+        <w:t xml:space="preserve"> Attributo di </w:t>
+      </w:r>
+      <w:proofErr w:type="gramStart"/>
+      <w:r>
+        <w:rPr>
+          <w:rFonts w:asciiTheme="majorHAnsi" w:hAnsiTheme="majorHAnsi"/>
+          <w:sz w:val="24"/>
+          <w:szCs w:val="24"/>
+        </w:rPr>
+        <w:t>team</w:t>
+      </w:r>
+      <w:proofErr w:type="gramEnd"/>
     </w:p>
     <w:p>
       <w:pPr>
@@ -3537,7 +3845,25 @@
           <w:sz w:val="24"/>
           <w:szCs w:val="24"/>
         </w:rPr>
-        <w:t xml:space="preserve"> Attributo di team, da quante persone è composto</w:t>
+        <w:t xml:space="preserve"> Attributo di </w:t>
+      </w:r>
+      <w:proofErr w:type="gramStart"/>
+      <w:r>
+        <w:rPr>
+          <w:rFonts w:asciiTheme="majorHAnsi" w:hAnsiTheme="majorHAnsi"/>
+          <w:sz w:val="24"/>
+          <w:szCs w:val="24"/>
+        </w:rPr>
+        <w:t>team</w:t>
+      </w:r>
+      <w:proofErr w:type="gramEnd"/>
+      <w:r>
+        <w:rPr>
+          <w:rFonts w:asciiTheme="majorHAnsi" w:hAnsiTheme="majorHAnsi"/>
+          <w:sz w:val="24"/>
+          <w:szCs w:val="24"/>
+        </w:rPr>
+        <w:t>, da quante persone è composto</w:t>
       </w:r>
     </w:p>
     <w:p>
@@ -3602,6 +3928,7 @@
           <w:szCs w:val="24"/>
         </w:rPr>
       </w:pPr>
+      <w:proofErr w:type="spellStart"/>
       <w:r>
         <w:rPr>
           <w:rFonts w:asciiTheme="majorHAnsi" w:hAnsiTheme="majorHAnsi"/>
@@ -3611,6 +3938,7 @@
         </w:rPr>
         <w:t>ListaTeam</w:t>
       </w:r>
+      <w:proofErr w:type="spellEnd"/>
       <w:r>
         <w:rPr>
           <w:rFonts w:asciiTheme="majorHAnsi" w:hAnsiTheme="majorHAnsi"/>
@@ -3673,8 +4001,18 @@
           <w:sz w:val="24"/>
           <w:szCs w:val="24"/>
         </w:rPr>
-        <w:t xml:space="preserve"> Responsabilità di Leader del team</w:t>
-      </w:r>
+        <w:t xml:space="preserve"> Responsabilità di Leader </w:t>
+      </w:r>
+      <w:proofErr w:type="gramStart"/>
+      <w:r>
+        <w:rPr>
+          <w:rFonts w:asciiTheme="majorHAnsi" w:hAnsiTheme="majorHAnsi"/>
+          <w:sz w:val="24"/>
+          <w:szCs w:val="24"/>
+        </w:rPr>
+        <w:t>del team</w:t>
+      </w:r>
+      <w:proofErr w:type="gramEnd"/>
     </w:p>
     <w:p>
       <w:pPr>
@@ -3769,7 +4107,25 @@
           <w:sz w:val="24"/>
           <w:szCs w:val="24"/>
         </w:rPr>
-        <w:t xml:space="preserve"> è probabilemente un controllo implicito che mi dice se la data non è già passata quindi Responsabilità di qualcuno</w:t>
+        <w:t xml:space="preserve"> è </w:t>
+      </w:r>
+      <w:proofErr w:type="spellStart"/>
+      <w:r>
+        <w:rPr>
+          <w:rFonts w:asciiTheme="majorHAnsi" w:hAnsiTheme="majorHAnsi"/>
+          <w:sz w:val="24"/>
+          <w:szCs w:val="24"/>
+        </w:rPr>
+        <w:t>probabilemente</w:t>
+      </w:r>
+      <w:proofErr w:type="spellEnd"/>
+      <w:r>
+        <w:rPr>
+          <w:rFonts w:asciiTheme="majorHAnsi" w:hAnsiTheme="majorHAnsi"/>
+          <w:sz w:val="24"/>
+          <w:szCs w:val="24"/>
+        </w:rPr>
+        <w:t xml:space="preserve"> un controllo implicito che mi dice se la data non è già passata quindi Responsabilità di qualcuno</w:t>
       </w:r>
     </w:p>
     <w:p>
@@ -4144,6 +4500,7 @@
               </w:rPr>
               <w:t>3. </w:t>
             </w:r>
+            <w:proofErr w:type="spellStart"/>
             <w:r>
               <w:rPr>
                 <w:rFonts w:asciiTheme="majorHAnsi" w:hAnsiTheme="majorHAnsi"/>
@@ -4153,6 +4510,7 @@
               </w:rPr>
               <w:t>IlMentore</w:t>
             </w:r>
+            <w:proofErr w:type="spellEnd"/>
             <w:r>
               <w:rPr>
                 <w:rFonts w:asciiTheme="majorHAnsi" w:hAnsiTheme="majorHAnsi"/>
@@ -4212,6 +4570,7 @@
               </w:rPr>
               <w:t xml:space="preserve"> </w:t>
             </w:r>
+            <w:proofErr w:type="spellStart"/>
             <w:r>
               <w:rPr>
                 <w:rFonts w:asciiTheme="majorHAnsi" w:hAnsiTheme="majorHAnsi"/>
@@ -4221,6 +4580,7 @@
               </w:rPr>
               <w:t>nelCalendario</w:t>
             </w:r>
+            <w:proofErr w:type="spellEnd"/>
           </w:p>
         </w:tc>
       </w:tr>
@@ -4251,6 +4611,7 @@
               </w:rPr>
               <w:t>   3.a. </w:t>
             </w:r>
+            <w:proofErr w:type="spellStart"/>
             <w:r>
               <w:rPr>
                 <w:rFonts w:asciiTheme="majorHAnsi" w:hAnsiTheme="majorHAnsi"/>
@@ -4260,6 +4621,7 @@
               </w:rPr>
               <w:t>IlMentore</w:t>
             </w:r>
+            <w:proofErr w:type="spellEnd"/>
             <w:r>
               <w:rPr>
                 <w:rFonts w:asciiTheme="majorHAnsi" w:hAnsiTheme="majorHAnsi"/>
@@ -4377,7 +4739,6 @@
                 <w:sz w:val="24"/>
                 <w:szCs w:val="24"/>
               </w:rPr>
-              <w:lastRenderedPageBreak/>
               <w:t>      2. SYSTEM </w:t>
             </w:r>
             <w:r>
@@ -4425,7 +4786,44 @@
                 <w:sz w:val="24"/>
                 <w:szCs w:val="24"/>
               </w:rPr>
-              <w:t>      3. jump to 2. IlCalendario mostra una...</w:t>
+              <w:lastRenderedPageBreak/>
+              <w:t>      3. </w:t>
+            </w:r>
+            <w:proofErr w:type="spellStart"/>
+            <w:r>
+              <w:rPr>
+                <w:rFonts w:asciiTheme="majorHAnsi" w:hAnsiTheme="majorHAnsi"/>
+                <w:sz w:val="24"/>
+                <w:szCs w:val="24"/>
+              </w:rPr>
+              <w:t>jump</w:t>
+            </w:r>
+            <w:proofErr w:type="spellEnd"/>
+            <w:r>
+              <w:rPr>
+                <w:rFonts w:asciiTheme="majorHAnsi" w:hAnsiTheme="majorHAnsi"/>
+                <w:sz w:val="24"/>
+                <w:szCs w:val="24"/>
+              </w:rPr>
+              <w:t xml:space="preserve"> to 2. </w:t>
+            </w:r>
+            <w:proofErr w:type="spellStart"/>
+            <w:r>
+              <w:rPr>
+                <w:rFonts w:asciiTheme="majorHAnsi" w:hAnsiTheme="majorHAnsi"/>
+                <w:sz w:val="24"/>
+                <w:szCs w:val="24"/>
+              </w:rPr>
+              <w:t>IlCalendario</w:t>
+            </w:r>
+            <w:proofErr w:type="spellEnd"/>
+            <w:r>
+              <w:rPr>
+                <w:rFonts w:asciiTheme="majorHAnsi" w:hAnsiTheme="majorHAnsi"/>
+                <w:sz w:val="24"/>
+                <w:szCs w:val="24"/>
+              </w:rPr>
+              <w:t xml:space="preserve"> mostra una...</w:t>
             </w:r>
           </w:p>
         </w:tc>
@@ -4639,7 +5037,43 @@
                 <w:sz w:val="24"/>
                 <w:szCs w:val="24"/>
               </w:rPr>
-              <w:t>      3. jump to 2. IlCalendario mostra una...</w:t>
+              <w:t>      3. </w:t>
+            </w:r>
+            <w:proofErr w:type="spellStart"/>
+            <w:r>
+              <w:rPr>
+                <w:rFonts w:asciiTheme="majorHAnsi" w:hAnsiTheme="majorHAnsi"/>
+                <w:sz w:val="24"/>
+                <w:szCs w:val="24"/>
+              </w:rPr>
+              <w:t>jump</w:t>
+            </w:r>
+            <w:proofErr w:type="spellEnd"/>
+            <w:r>
+              <w:rPr>
+                <w:rFonts w:asciiTheme="majorHAnsi" w:hAnsiTheme="majorHAnsi"/>
+                <w:sz w:val="24"/>
+                <w:szCs w:val="24"/>
+              </w:rPr>
+              <w:t xml:space="preserve"> to 2. </w:t>
+            </w:r>
+            <w:proofErr w:type="spellStart"/>
+            <w:r>
+              <w:rPr>
+                <w:rFonts w:asciiTheme="majorHAnsi" w:hAnsiTheme="majorHAnsi"/>
+                <w:sz w:val="24"/>
+                <w:szCs w:val="24"/>
+              </w:rPr>
+              <w:t>IlCalendario</w:t>
+            </w:r>
+            <w:proofErr w:type="spellEnd"/>
+            <w:r>
+              <w:rPr>
+                <w:rFonts w:asciiTheme="majorHAnsi" w:hAnsiTheme="majorHAnsi"/>
+                <w:sz w:val="24"/>
+                <w:szCs w:val="24"/>
+              </w:rPr>
+              <w:t xml:space="preserve"> mostra una...</w:t>
             </w:r>
           </w:p>
         </w:tc>
@@ -4703,7 +5137,16 @@
                 <w:sz w:val="24"/>
                 <w:szCs w:val="24"/>
               </w:rPr>
-              <w:t xml:space="preserve"> il </w:t>
+              <w:t xml:space="preserve"> </w:t>
+            </w:r>
+            <w:proofErr w:type="gramStart"/>
+            <w:r>
+              <w:rPr>
+                <w:rFonts w:asciiTheme="majorHAnsi" w:hAnsiTheme="majorHAnsi"/>
+                <w:sz w:val="24"/>
+                <w:szCs w:val="24"/>
+              </w:rPr>
+              <w:t xml:space="preserve">il </w:t>
             </w:r>
             <w:r>
               <w:rPr>
@@ -4714,6 +5157,7 @@
               </w:rPr>
               <w:t>team</w:t>
             </w:r>
+            <w:proofErr w:type="gramEnd"/>
             <w:r>
               <w:rPr>
                 <w:rFonts w:asciiTheme="majorHAnsi" w:hAnsiTheme="majorHAnsi"/>
@@ -5073,6 +5517,7 @@
               </w:rPr>
               <w:t xml:space="preserve"> </w:t>
             </w:r>
+            <w:proofErr w:type="gramStart"/>
             <w:r>
               <w:rPr>
                 <w:rFonts w:asciiTheme="majorHAnsi" w:hAnsiTheme="majorHAnsi"/>
@@ -5105,7 +5550,16 @@
                 <w:sz w:val="24"/>
                 <w:szCs w:val="24"/>
               </w:rPr>
-              <w:t xml:space="preserve"> coinvolto per la conferma dell'appuntamento</w:t>
+              <w:t xml:space="preserve"> coinvolto</w:t>
+            </w:r>
+            <w:proofErr w:type="gramEnd"/>
+            <w:r>
+              <w:rPr>
+                <w:rFonts w:asciiTheme="majorHAnsi" w:hAnsiTheme="majorHAnsi"/>
+                <w:sz w:val="24"/>
+                <w:szCs w:val="24"/>
+              </w:rPr>
+              <w:t xml:space="preserve"> per la conferma dell'appuntamento</w:t>
             </w:r>
           </w:p>
         </w:tc>
@@ -5373,6 +5827,7 @@
         <w:spacing w:after="0" w:line="240" w:lineRule="auto"/>
         <w:rPr>
           <w:rFonts w:asciiTheme="majorHAnsi" w:hAnsiTheme="majorHAnsi"/>
+          <w:strike/>
           <w:sz w:val="24"/>
           <w:szCs w:val="24"/>
         </w:rPr>
@@ -5380,6 +5835,7 @@
       <w:r>
         <w:rPr>
           <w:rFonts w:asciiTheme="majorHAnsi" w:hAnsiTheme="majorHAnsi"/>
+          <w:strike/>
           <w:sz w:val="24"/>
           <w:szCs w:val="24"/>
           <w:highlight w:val="cyan"/>
@@ -5389,6 +5845,7 @@
       <w:r>
         <w:rPr>
           <w:rFonts w:asciiTheme="majorHAnsi" w:hAnsiTheme="majorHAnsi"/>
+          <w:strike/>
           <w:sz w:val="24"/>
           <w:szCs w:val="24"/>
         </w:rPr>
@@ -5397,6 +5854,7 @@
       <w:r>
         <w:rPr>
           <w:rFonts w:asciiTheme="majorHAnsi" w:hAnsiTheme="majorHAnsi"/>
+          <w:strike/>
           <w:sz w:val="24"/>
           <w:szCs w:val="24"/>
         </w:rPr>
@@ -5405,6 +5863,7 @@
       <w:r>
         <w:rPr>
           <w:rFonts w:asciiTheme="majorHAnsi" w:hAnsiTheme="majorHAnsi"/>
+          <w:strike/>
           <w:sz w:val="24"/>
           <w:szCs w:val="24"/>
         </w:rPr>
@@ -5669,7 +6128,25 @@
           <w:sz w:val="24"/>
           <w:szCs w:val="24"/>
         </w:rPr>
-        <w:t>Calendario per gli slot (?), forse enumerazione a livello implementativo (?), bohh, Forse slot in realtà è una classe stessa con data e ora come proprio attributo che viene poi usato nel calendario come vettore multidimensionale per simboleggiare un mese (?), super boh</w:t>
+        <w:t xml:space="preserve">Calendario per gli slot (?), forse enumerazione a livello implementativo (?), </w:t>
+      </w:r>
+      <w:proofErr w:type="spellStart"/>
+      <w:r>
+        <w:rPr>
+          <w:rFonts w:asciiTheme="majorHAnsi" w:hAnsiTheme="majorHAnsi"/>
+          <w:sz w:val="24"/>
+          <w:szCs w:val="24"/>
+        </w:rPr>
+        <w:t>bohh</w:t>
+      </w:r>
+      <w:proofErr w:type="spellEnd"/>
+      <w:r>
+        <w:rPr>
+          <w:rFonts w:asciiTheme="majorHAnsi" w:hAnsiTheme="majorHAnsi"/>
+          <w:sz w:val="24"/>
+          <w:szCs w:val="24"/>
+        </w:rPr>
+        <w:t>, Forse slot in realtà è una classe stessa con data e ora come proprio attributo che viene poi usato nel calendario come vettore multidimensionale per simboleggiare un mese (?), super boh</w:t>
       </w:r>
     </w:p>
     <w:p>
@@ -5686,6 +6163,7 @@
           <w:szCs w:val="24"/>
         </w:rPr>
       </w:pPr>
+      <w:proofErr w:type="spellStart"/>
       <w:r>
         <w:rPr>
           <w:rFonts w:asciiTheme="majorHAnsi" w:hAnsiTheme="majorHAnsi"/>
@@ -5695,6 +6173,7 @@
         </w:rPr>
         <w:t>DataFine</w:t>
       </w:r>
+      <w:proofErr w:type="spellEnd"/>
       <w:r>
         <w:rPr>
           <w:rFonts w:asciiTheme="majorHAnsi" w:hAnsiTheme="majorHAnsi"/>
@@ -5765,7 +6244,25 @@
           <w:sz w:val="24"/>
           <w:szCs w:val="24"/>
         </w:rPr>
-        <w:t xml:space="preserve"> attributo di qualcosa (?), come associo team, call e slot?</w:t>
+        <w:t xml:space="preserve"> attributo di qualcosa (?), come associo </w:t>
+      </w:r>
+      <w:proofErr w:type="gramStart"/>
+      <w:r>
+        <w:rPr>
+          <w:rFonts w:asciiTheme="majorHAnsi" w:hAnsiTheme="majorHAnsi"/>
+          <w:sz w:val="24"/>
+          <w:szCs w:val="24"/>
+        </w:rPr>
+        <w:t>team</w:t>
+      </w:r>
+      <w:proofErr w:type="gramEnd"/>
+      <w:r>
+        <w:rPr>
+          <w:rFonts w:asciiTheme="majorHAnsi" w:hAnsiTheme="majorHAnsi"/>
+          <w:sz w:val="24"/>
+          <w:szCs w:val="24"/>
+        </w:rPr>
+        <w:t>, call e slot?</w:t>
       </w:r>
     </w:p>
     <w:p>
@@ -5782,6 +6279,7 @@
           <w:szCs w:val="24"/>
         </w:rPr>
       </w:pPr>
+      <w:proofErr w:type="spellStart"/>
       <w:r>
         <w:rPr>
           <w:rFonts w:asciiTheme="majorHAnsi" w:hAnsiTheme="majorHAnsi"/>
@@ -5791,6 +6289,7 @@
         </w:rPr>
         <w:t>LinkCall</w:t>
       </w:r>
+      <w:proofErr w:type="spellEnd"/>
       <w:r>
         <w:rPr>
           <w:rFonts w:asciiTheme="majorHAnsi" w:hAnsiTheme="majorHAnsi"/>
@@ -5830,6 +6329,7 @@
           <w:szCs w:val="24"/>
         </w:rPr>
       </w:pPr>
+      <w:proofErr w:type="spellStart"/>
       <w:r>
         <w:rPr>
           <w:rFonts w:asciiTheme="majorHAnsi" w:hAnsiTheme="majorHAnsi"/>
@@ -5839,6 +6339,7 @@
         </w:rPr>
         <w:t>CreaAppuntamento</w:t>
       </w:r>
+      <w:proofErr w:type="spellEnd"/>
       <w:r>
         <w:rPr>
           <w:rFonts w:asciiTheme="majorHAnsi" w:hAnsiTheme="majorHAnsi"/>
@@ -5886,6 +6387,7 @@
           <w:szCs w:val="24"/>
         </w:rPr>
       </w:pPr>
+      <w:proofErr w:type="spellStart"/>
       <w:r>
         <w:rPr>
           <w:rFonts w:asciiTheme="majorHAnsi" w:hAnsiTheme="majorHAnsi"/>
@@ -5895,6 +6397,7 @@
         </w:rPr>
         <w:t>AccettaCall</w:t>
       </w:r>
+      <w:proofErr w:type="spellEnd"/>
       <w:r>
         <w:rPr>
           <w:rFonts w:asciiTheme="majorHAnsi" w:hAnsiTheme="majorHAnsi"/>
@@ -5942,6 +6445,7 @@
           <w:szCs w:val="24"/>
         </w:rPr>
       </w:pPr>
+      <w:proofErr w:type="spellStart"/>
       <w:r>
         <w:rPr>
           <w:rFonts w:asciiTheme="majorHAnsi" w:hAnsiTheme="majorHAnsi"/>
@@ -5951,6 +6455,7 @@
         </w:rPr>
         <w:t>InviaNotifica</w:t>
       </w:r>
+      <w:proofErr w:type="spellEnd"/>
       <w:r>
         <w:rPr>
           <w:rFonts w:asciiTheme="majorHAnsi" w:hAnsiTheme="majorHAnsi"/>
@@ -5998,6 +6503,7 @@
           <w:szCs w:val="24"/>
         </w:rPr>
       </w:pPr>
+      <w:proofErr w:type="spellStart"/>
       <w:r>
         <w:rPr>
           <w:rFonts w:asciiTheme="majorHAnsi" w:hAnsiTheme="majorHAnsi"/>
@@ -6007,6 +6513,7 @@
         </w:rPr>
         <w:t>ProporreCall</w:t>
       </w:r>
+      <w:proofErr w:type="spellEnd"/>
       <w:r>
         <w:rPr>
           <w:rFonts w:asciiTheme="majorHAnsi" w:hAnsiTheme="majorHAnsi"/>
@@ -7336,6 +7843,7 @@
               </w:rPr>
               <w:t> </w:t>
             </w:r>
+            <w:proofErr w:type="spellStart"/>
             <w:r>
               <w:rPr>
                 <w:rFonts w:asciiTheme="majorHAnsi" w:eastAsia="Times New Roman" w:hAnsiTheme="majorHAnsi" w:cs="Times New Roman"/>
@@ -7346,7 +7854,20 @@
                 <w:lang w:eastAsia="it-IT"/>
                 <w14:ligatures w14:val="none"/>
               </w:rPr>
-              <w:t>jump to</w:t>
+              <w:t>jump</w:t>
+            </w:r>
+            <w:proofErr w:type="spellEnd"/>
+            <w:r>
+              <w:rPr>
+                <w:rFonts w:asciiTheme="majorHAnsi" w:eastAsia="Times New Roman" w:hAnsiTheme="majorHAnsi" w:cs="Times New Roman"/>
+                <w:color w:val="00B200"/>
+                <w:kern w:val="0"/>
+                <w:sz w:val="24"/>
+                <w:szCs w:val="24"/>
+                <w:lang w:eastAsia="it-IT"/>
+                <w14:ligatures w14:val="none"/>
+              </w:rPr>
+              <w:t xml:space="preserve"> to</w:t>
             </w:r>
             <w:r>
               <w:rPr>
@@ -7403,7 +7924,31 @@
                 <w:lang w:eastAsia="it-IT"/>
                 <w14:ligatures w14:val="none"/>
               </w:rPr>
-              <w:t xml:space="preserve"> inseri...</w:t>
+              <w:t xml:space="preserve"> </w:t>
+            </w:r>
+            <w:proofErr w:type="spellStart"/>
+            <w:r>
+              <w:rPr>
+                <w:rFonts w:asciiTheme="majorHAnsi" w:eastAsia="Times New Roman" w:hAnsiTheme="majorHAnsi" w:cs="Times New Roman"/>
+                <w:kern w:val="0"/>
+                <w:sz w:val="24"/>
+                <w:szCs w:val="24"/>
+                <w:lang w:eastAsia="it-IT"/>
+                <w14:ligatures w14:val="none"/>
+              </w:rPr>
+              <w:t>inseri</w:t>
+            </w:r>
+            <w:proofErr w:type="spellEnd"/>
+            <w:r>
+              <w:rPr>
+                <w:rFonts w:asciiTheme="majorHAnsi" w:eastAsia="Times New Roman" w:hAnsiTheme="majorHAnsi" w:cs="Times New Roman"/>
+                <w:kern w:val="0"/>
+                <w:sz w:val="24"/>
+                <w:szCs w:val="24"/>
+                <w:lang w:eastAsia="it-IT"/>
+                <w14:ligatures w14:val="none"/>
+              </w:rPr>
+              <w:t>...</w:t>
             </w:r>
           </w:p>
         </w:tc>
@@ -7646,7 +8191,31 @@
                 <w:lang w:eastAsia="it-IT"/>
                 <w14:ligatures w14:val="none"/>
               </w:rPr>
-              <w:t xml:space="preserve"> del team </w:t>
+              <w:t xml:space="preserve"> </w:t>
+            </w:r>
+            <w:proofErr w:type="gramStart"/>
+            <w:r>
+              <w:rPr>
+                <w:rFonts w:asciiTheme="majorHAnsi" w:eastAsia="Times New Roman" w:hAnsiTheme="majorHAnsi" w:cs="Times New Roman"/>
+                <w:kern w:val="0"/>
+                <w:sz w:val="24"/>
+                <w:szCs w:val="24"/>
+                <w:lang w:eastAsia="it-IT"/>
+                <w14:ligatures w14:val="none"/>
+              </w:rPr>
+              <w:t>del team</w:t>
+            </w:r>
+            <w:proofErr w:type="gramEnd"/>
+            <w:r>
+              <w:rPr>
+                <w:rFonts w:asciiTheme="majorHAnsi" w:eastAsia="Times New Roman" w:hAnsiTheme="majorHAnsi" w:cs="Times New Roman"/>
+                <w:kern w:val="0"/>
+                <w:sz w:val="24"/>
+                <w:szCs w:val="24"/>
+                <w:lang w:eastAsia="it-IT"/>
+                <w14:ligatures w14:val="none"/>
+              </w:rPr>
+              <w:t xml:space="preserve"> </w:t>
             </w:r>
             <w:r>
               <w:rPr>
@@ -7669,7 +8238,31 @@
                 <w:lang w:eastAsia="it-IT"/>
                 <w14:ligatures w14:val="none"/>
               </w:rPr>
-              <w:t xml:space="preserve"> a 1 o la dimensione minima dei team </w:t>
+              <w:t xml:space="preserve"> a 1 o la dimensione minima </w:t>
+            </w:r>
+            <w:proofErr w:type="gramStart"/>
+            <w:r>
+              <w:rPr>
+                <w:rFonts w:asciiTheme="majorHAnsi" w:eastAsia="Times New Roman" w:hAnsiTheme="majorHAnsi" w:cs="Times New Roman"/>
+                <w:kern w:val="0"/>
+                <w:sz w:val="24"/>
+                <w:szCs w:val="24"/>
+                <w:lang w:eastAsia="it-IT"/>
+                <w14:ligatures w14:val="none"/>
+              </w:rPr>
+              <w:t>dei team</w:t>
+            </w:r>
+            <w:proofErr w:type="gramEnd"/>
+            <w:r>
+              <w:rPr>
+                <w:rFonts w:asciiTheme="majorHAnsi" w:eastAsia="Times New Roman" w:hAnsiTheme="majorHAnsi" w:cs="Times New Roman"/>
+                <w:kern w:val="0"/>
+                <w:sz w:val="24"/>
+                <w:szCs w:val="24"/>
+                <w:lang w:eastAsia="it-IT"/>
+                <w14:ligatures w14:val="none"/>
+              </w:rPr>
+              <w:t xml:space="preserve"> </w:t>
             </w:r>
             <w:r>
               <w:rPr>
@@ -7963,6 +8556,7 @@
               </w:rPr>
               <w:t> </w:t>
             </w:r>
+            <w:proofErr w:type="spellStart"/>
             <w:r>
               <w:rPr>
                 <w:rFonts w:asciiTheme="majorHAnsi" w:eastAsia="Times New Roman" w:hAnsiTheme="majorHAnsi" w:cs="Times New Roman"/>
@@ -7973,7 +8567,20 @@
                 <w:lang w:eastAsia="it-IT"/>
                 <w14:ligatures w14:val="none"/>
               </w:rPr>
-              <w:t>jump to</w:t>
+              <w:t>jump</w:t>
+            </w:r>
+            <w:proofErr w:type="spellEnd"/>
+            <w:r>
+              <w:rPr>
+                <w:rFonts w:asciiTheme="majorHAnsi" w:eastAsia="Times New Roman" w:hAnsiTheme="majorHAnsi" w:cs="Times New Roman"/>
+                <w:color w:val="00B200"/>
+                <w:kern w:val="0"/>
+                <w:sz w:val="24"/>
+                <w:szCs w:val="24"/>
+                <w:lang w:eastAsia="it-IT"/>
+                <w14:ligatures w14:val="none"/>
+              </w:rPr>
+              <w:t xml:space="preserve"> to</w:t>
             </w:r>
             <w:r>
               <w:rPr>
@@ -8007,7 +8614,31 @@
                 <w:lang w:eastAsia="it-IT"/>
                 <w14:ligatures w14:val="none"/>
               </w:rPr>
-              <w:t xml:space="preserve"> i dati inseri...</w:t>
+              <w:t xml:space="preserve"> i dati </w:t>
+            </w:r>
+            <w:proofErr w:type="spellStart"/>
+            <w:r>
+              <w:rPr>
+                <w:rFonts w:asciiTheme="majorHAnsi" w:eastAsia="Times New Roman" w:hAnsiTheme="majorHAnsi" w:cs="Times New Roman"/>
+                <w:kern w:val="0"/>
+                <w:sz w:val="24"/>
+                <w:szCs w:val="24"/>
+                <w:lang w:eastAsia="it-IT"/>
+                <w14:ligatures w14:val="none"/>
+              </w:rPr>
+              <w:t>inseri</w:t>
+            </w:r>
+            <w:proofErr w:type="spellEnd"/>
+            <w:r>
+              <w:rPr>
+                <w:rFonts w:asciiTheme="majorHAnsi" w:eastAsia="Times New Roman" w:hAnsiTheme="majorHAnsi" w:cs="Times New Roman"/>
+                <w:kern w:val="0"/>
+                <w:sz w:val="24"/>
+                <w:szCs w:val="24"/>
+                <w:lang w:eastAsia="it-IT"/>
+                <w14:ligatures w14:val="none"/>
+              </w:rPr>
+              <w:t>...</w:t>
             </w:r>
           </w:p>
         </w:tc>
@@ -8372,6 +9003,7 @@
               </w:rPr>
               <w:t> </w:t>
             </w:r>
+            <w:proofErr w:type="spellStart"/>
             <w:r>
               <w:rPr>
                 <w:rFonts w:asciiTheme="majorHAnsi" w:eastAsia="Times New Roman" w:hAnsiTheme="majorHAnsi" w:cs="Times New Roman"/>
@@ -8382,7 +9014,20 @@
                 <w:lang w:eastAsia="it-IT"/>
                 <w14:ligatures w14:val="none"/>
               </w:rPr>
-              <w:t>jump to</w:t>
+              <w:t>jump</w:t>
+            </w:r>
+            <w:proofErr w:type="spellEnd"/>
+            <w:r>
+              <w:rPr>
+                <w:rFonts w:asciiTheme="majorHAnsi" w:eastAsia="Times New Roman" w:hAnsiTheme="majorHAnsi" w:cs="Times New Roman"/>
+                <w:color w:val="00B200"/>
+                <w:kern w:val="0"/>
+                <w:sz w:val="24"/>
+                <w:szCs w:val="24"/>
+                <w:lang w:eastAsia="it-IT"/>
+                <w14:ligatures w14:val="none"/>
+              </w:rPr>
+              <w:t xml:space="preserve"> to</w:t>
             </w:r>
             <w:r>
               <w:rPr>
@@ -8416,7 +9061,31 @@
                 <w:lang w:eastAsia="it-IT"/>
                 <w14:ligatures w14:val="none"/>
               </w:rPr>
-              <w:t xml:space="preserve"> i dati inseri...</w:t>
+              <w:t xml:space="preserve"> i dati </w:t>
+            </w:r>
+            <w:proofErr w:type="spellStart"/>
+            <w:r>
+              <w:rPr>
+                <w:rFonts w:asciiTheme="majorHAnsi" w:eastAsia="Times New Roman" w:hAnsiTheme="majorHAnsi" w:cs="Times New Roman"/>
+                <w:kern w:val="0"/>
+                <w:sz w:val="24"/>
+                <w:szCs w:val="24"/>
+                <w:lang w:eastAsia="it-IT"/>
+                <w14:ligatures w14:val="none"/>
+              </w:rPr>
+              <w:t>inseri</w:t>
+            </w:r>
+            <w:proofErr w:type="spellEnd"/>
+            <w:r>
+              <w:rPr>
+                <w:rFonts w:asciiTheme="majorHAnsi" w:eastAsia="Times New Roman" w:hAnsiTheme="majorHAnsi" w:cs="Times New Roman"/>
+                <w:kern w:val="0"/>
+                <w:sz w:val="24"/>
+                <w:szCs w:val="24"/>
+                <w:lang w:eastAsia="it-IT"/>
+                <w14:ligatures w14:val="none"/>
+              </w:rPr>
+              <w:t>...</w:t>
             </w:r>
           </w:p>
         </w:tc>
@@ -8792,6 +9461,7 @@
               </w:rPr>
               <w:t> </w:t>
             </w:r>
+            <w:proofErr w:type="spellStart"/>
             <w:r>
               <w:rPr>
                 <w:rFonts w:asciiTheme="majorHAnsi" w:eastAsia="Times New Roman" w:hAnsiTheme="majorHAnsi" w:cs="Times New Roman"/>
@@ -8802,7 +9472,20 @@
                 <w:lang w:eastAsia="it-IT"/>
                 <w14:ligatures w14:val="none"/>
               </w:rPr>
-              <w:t>jump to</w:t>
+              <w:t>jump</w:t>
+            </w:r>
+            <w:proofErr w:type="spellEnd"/>
+            <w:r>
+              <w:rPr>
+                <w:rFonts w:asciiTheme="majorHAnsi" w:eastAsia="Times New Roman" w:hAnsiTheme="majorHAnsi" w:cs="Times New Roman"/>
+                <w:color w:val="00B200"/>
+                <w:kern w:val="0"/>
+                <w:sz w:val="24"/>
+                <w:szCs w:val="24"/>
+                <w:lang w:eastAsia="it-IT"/>
+                <w14:ligatures w14:val="none"/>
+              </w:rPr>
+              <w:t xml:space="preserve"> to</w:t>
             </w:r>
             <w:r>
               <w:rPr>
@@ -8836,7 +9519,31 @@
                 <w:lang w:eastAsia="it-IT"/>
                 <w14:ligatures w14:val="none"/>
               </w:rPr>
-              <w:t xml:space="preserve"> i dati inseri...</w:t>
+              <w:t xml:space="preserve"> i dati </w:t>
+            </w:r>
+            <w:proofErr w:type="spellStart"/>
+            <w:r>
+              <w:rPr>
+                <w:rFonts w:asciiTheme="majorHAnsi" w:eastAsia="Times New Roman" w:hAnsiTheme="majorHAnsi" w:cs="Times New Roman"/>
+                <w:kern w:val="0"/>
+                <w:sz w:val="24"/>
+                <w:szCs w:val="24"/>
+                <w:lang w:eastAsia="it-IT"/>
+                <w14:ligatures w14:val="none"/>
+              </w:rPr>
+              <w:t>inseri</w:t>
+            </w:r>
+            <w:proofErr w:type="spellEnd"/>
+            <w:r>
+              <w:rPr>
+                <w:rFonts w:asciiTheme="majorHAnsi" w:eastAsia="Times New Roman" w:hAnsiTheme="majorHAnsi" w:cs="Times New Roman"/>
+                <w:kern w:val="0"/>
+                <w:sz w:val="24"/>
+                <w:szCs w:val="24"/>
+                <w:lang w:eastAsia="it-IT"/>
+                <w14:ligatures w14:val="none"/>
+              </w:rPr>
+              <w:t>...</w:t>
             </w:r>
           </w:p>
         </w:tc>
@@ -9212,6 +9919,7 @@
               </w:rPr>
               <w:t> </w:t>
             </w:r>
+            <w:proofErr w:type="spellStart"/>
             <w:r>
               <w:rPr>
                 <w:rFonts w:asciiTheme="majorHAnsi" w:eastAsia="Times New Roman" w:hAnsiTheme="majorHAnsi" w:cs="Times New Roman"/>
@@ -9222,7 +9930,20 @@
                 <w:lang w:eastAsia="it-IT"/>
                 <w14:ligatures w14:val="none"/>
               </w:rPr>
-              <w:t>jump to</w:t>
+              <w:t>jump</w:t>
+            </w:r>
+            <w:proofErr w:type="spellEnd"/>
+            <w:r>
+              <w:rPr>
+                <w:rFonts w:asciiTheme="majorHAnsi" w:eastAsia="Times New Roman" w:hAnsiTheme="majorHAnsi" w:cs="Times New Roman"/>
+                <w:color w:val="00B200"/>
+                <w:kern w:val="0"/>
+                <w:sz w:val="24"/>
+                <w:szCs w:val="24"/>
+                <w:lang w:eastAsia="it-IT"/>
+                <w14:ligatures w14:val="none"/>
+              </w:rPr>
+              <w:t xml:space="preserve"> to</w:t>
             </w:r>
             <w:r>
               <w:rPr>
@@ -9256,7 +9977,31 @@
                 <w:lang w:eastAsia="it-IT"/>
                 <w14:ligatures w14:val="none"/>
               </w:rPr>
-              <w:t xml:space="preserve"> i dati inseri...</w:t>
+              <w:t xml:space="preserve"> i dati </w:t>
+            </w:r>
+            <w:proofErr w:type="spellStart"/>
+            <w:r>
+              <w:rPr>
+                <w:rFonts w:asciiTheme="majorHAnsi" w:eastAsia="Times New Roman" w:hAnsiTheme="majorHAnsi" w:cs="Times New Roman"/>
+                <w:kern w:val="0"/>
+                <w:sz w:val="24"/>
+                <w:szCs w:val="24"/>
+                <w:lang w:eastAsia="it-IT"/>
+                <w14:ligatures w14:val="none"/>
+              </w:rPr>
+              <w:t>inseri</w:t>
+            </w:r>
+            <w:proofErr w:type="spellEnd"/>
+            <w:r>
+              <w:rPr>
+                <w:rFonts w:asciiTheme="majorHAnsi" w:eastAsia="Times New Roman" w:hAnsiTheme="majorHAnsi" w:cs="Times New Roman"/>
+                <w:kern w:val="0"/>
+                <w:sz w:val="24"/>
+                <w:szCs w:val="24"/>
+                <w:lang w:eastAsia="it-IT"/>
+                <w14:ligatures w14:val="none"/>
+              </w:rPr>
+              <w:t>...</w:t>
             </w:r>
           </w:p>
         </w:tc>
@@ -9338,7 +10083,31 @@
                 <w:lang w:eastAsia="it-IT"/>
                 <w14:ligatures w14:val="none"/>
               </w:rPr>
-              <w:t xml:space="preserve"> del team </w:t>
+              <w:t xml:space="preserve"> </w:t>
+            </w:r>
+            <w:proofErr w:type="gramStart"/>
+            <w:r>
+              <w:rPr>
+                <w:rFonts w:asciiTheme="majorHAnsi" w:eastAsia="Times New Roman" w:hAnsiTheme="majorHAnsi" w:cs="Times New Roman"/>
+                <w:kern w:val="0"/>
+                <w:sz w:val="24"/>
+                <w:szCs w:val="24"/>
+                <w:lang w:eastAsia="it-IT"/>
+                <w14:ligatures w14:val="none"/>
+              </w:rPr>
+              <w:t>del team</w:t>
+            </w:r>
+            <w:proofErr w:type="gramEnd"/>
+            <w:r>
+              <w:rPr>
+                <w:rFonts w:asciiTheme="majorHAnsi" w:eastAsia="Times New Roman" w:hAnsiTheme="majorHAnsi" w:cs="Times New Roman"/>
+                <w:kern w:val="0"/>
+                <w:sz w:val="24"/>
+                <w:szCs w:val="24"/>
+                <w:lang w:eastAsia="it-IT"/>
+                <w14:ligatures w14:val="none"/>
+              </w:rPr>
+              <w:t xml:space="preserve"> </w:t>
             </w:r>
             <w:r>
               <w:rPr>
@@ -9417,7 +10186,31 @@
                 <w:lang w:eastAsia="it-IT"/>
                 <w14:ligatures w14:val="none"/>
               </w:rPr>
-              <w:t xml:space="preserve"> dei team </w:t>
+              <w:t xml:space="preserve"> </w:t>
+            </w:r>
+            <w:proofErr w:type="gramStart"/>
+            <w:r>
+              <w:rPr>
+                <w:rFonts w:asciiTheme="majorHAnsi" w:eastAsia="Times New Roman" w:hAnsiTheme="majorHAnsi" w:cs="Times New Roman"/>
+                <w:kern w:val="0"/>
+                <w:sz w:val="24"/>
+                <w:szCs w:val="24"/>
+                <w:lang w:eastAsia="it-IT"/>
+                <w14:ligatures w14:val="none"/>
+              </w:rPr>
+              <w:t>dei team</w:t>
+            </w:r>
+            <w:proofErr w:type="gramEnd"/>
+            <w:r>
+              <w:rPr>
+                <w:rFonts w:asciiTheme="majorHAnsi" w:eastAsia="Times New Roman" w:hAnsiTheme="majorHAnsi" w:cs="Times New Roman"/>
+                <w:kern w:val="0"/>
+                <w:sz w:val="24"/>
+                <w:szCs w:val="24"/>
+                <w:lang w:eastAsia="it-IT"/>
+                <w14:ligatures w14:val="none"/>
+              </w:rPr>
+              <w:t xml:space="preserve"> </w:t>
             </w:r>
             <w:r>
               <w:rPr>
@@ -9711,6 +10504,7 @@
               </w:rPr>
               <w:t> </w:t>
             </w:r>
+            <w:proofErr w:type="spellStart"/>
             <w:r>
               <w:rPr>
                 <w:rFonts w:asciiTheme="majorHAnsi" w:eastAsia="Times New Roman" w:hAnsiTheme="majorHAnsi" w:cs="Times New Roman"/>
@@ -9721,7 +10515,20 @@
                 <w:lang w:eastAsia="it-IT"/>
                 <w14:ligatures w14:val="none"/>
               </w:rPr>
-              <w:t>jump to</w:t>
+              <w:t>jump</w:t>
+            </w:r>
+            <w:proofErr w:type="spellEnd"/>
+            <w:r>
+              <w:rPr>
+                <w:rFonts w:asciiTheme="majorHAnsi" w:eastAsia="Times New Roman" w:hAnsiTheme="majorHAnsi" w:cs="Times New Roman"/>
+                <w:color w:val="00B200"/>
+                <w:kern w:val="0"/>
+                <w:sz w:val="24"/>
+                <w:szCs w:val="24"/>
+                <w:lang w:eastAsia="it-IT"/>
+                <w14:ligatures w14:val="none"/>
+              </w:rPr>
+              <w:t xml:space="preserve"> to</w:t>
             </w:r>
             <w:r>
               <w:rPr>
@@ -9755,7 +10562,31 @@
                 <w:lang w:eastAsia="it-IT"/>
                 <w14:ligatures w14:val="none"/>
               </w:rPr>
-              <w:t xml:space="preserve"> i dati inseri...</w:t>
+              <w:t xml:space="preserve"> i dati </w:t>
+            </w:r>
+            <w:proofErr w:type="spellStart"/>
+            <w:r>
+              <w:rPr>
+                <w:rFonts w:asciiTheme="majorHAnsi" w:eastAsia="Times New Roman" w:hAnsiTheme="majorHAnsi" w:cs="Times New Roman"/>
+                <w:kern w:val="0"/>
+                <w:sz w:val="24"/>
+                <w:szCs w:val="24"/>
+                <w:lang w:eastAsia="it-IT"/>
+                <w14:ligatures w14:val="none"/>
+              </w:rPr>
+              <w:t>inseri</w:t>
+            </w:r>
+            <w:proofErr w:type="spellEnd"/>
+            <w:r>
+              <w:rPr>
+                <w:rFonts w:asciiTheme="majorHAnsi" w:eastAsia="Times New Roman" w:hAnsiTheme="majorHAnsi" w:cs="Times New Roman"/>
+                <w:kern w:val="0"/>
+                <w:sz w:val="24"/>
+                <w:szCs w:val="24"/>
+                <w:lang w:eastAsia="it-IT"/>
+                <w14:ligatures w14:val="none"/>
+              </w:rPr>
+              <w:t>...</w:t>
             </w:r>
           </w:p>
         </w:tc>
@@ -9860,7 +10691,31 @@
                 <w:lang w:eastAsia="it-IT"/>
                 <w14:ligatures w14:val="none"/>
               </w:rPr>
-              <w:t xml:space="preserve"> dei team è </w:t>
+              <w:t xml:space="preserve"> </w:t>
+            </w:r>
+            <w:proofErr w:type="gramStart"/>
+            <w:r>
+              <w:rPr>
+                <w:rFonts w:asciiTheme="majorHAnsi" w:eastAsia="Times New Roman" w:hAnsiTheme="majorHAnsi" w:cs="Times New Roman"/>
+                <w:kern w:val="0"/>
+                <w:sz w:val="24"/>
+                <w:szCs w:val="24"/>
+                <w:lang w:eastAsia="it-IT"/>
+                <w14:ligatures w14:val="none"/>
+              </w:rPr>
+              <w:t>dei team</w:t>
+            </w:r>
+            <w:proofErr w:type="gramEnd"/>
+            <w:r>
+              <w:rPr>
+                <w:rFonts w:asciiTheme="majorHAnsi" w:eastAsia="Times New Roman" w:hAnsiTheme="majorHAnsi" w:cs="Times New Roman"/>
+                <w:kern w:val="0"/>
+                <w:sz w:val="24"/>
+                <w:szCs w:val="24"/>
+                <w:lang w:eastAsia="it-IT"/>
+                <w14:ligatures w14:val="none"/>
+              </w:rPr>
+              <w:t xml:space="preserve"> è </w:t>
             </w:r>
             <w:r>
               <w:rPr>
@@ -10165,6 +11020,7 @@
               </w:rPr>
               <w:t> </w:t>
             </w:r>
+            <w:proofErr w:type="spellStart"/>
             <w:r>
               <w:rPr>
                 <w:rFonts w:asciiTheme="majorHAnsi" w:eastAsia="Times New Roman" w:hAnsiTheme="majorHAnsi" w:cs="Times New Roman"/>
@@ -10175,7 +11031,20 @@
                 <w:lang w:eastAsia="it-IT"/>
                 <w14:ligatures w14:val="none"/>
               </w:rPr>
-              <w:t>jump to</w:t>
+              <w:t>jump</w:t>
+            </w:r>
+            <w:proofErr w:type="spellEnd"/>
+            <w:r>
+              <w:rPr>
+                <w:rFonts w:asciiTheme="majorHAnsi" w:eastAsia="Times New Roman" w:hAnsiTheme="majorHAnsi" w:cs="Times New Roman"/>
+                <w:color w:val="00B200"/>
+                <w:kern w:val="0"/>
+                <w:sz w:val="24"/>
+                <w:szCs w:val="24"/>
+                <w:lang w:eastAsia="it-IT"/>
+                <w14:ligatures w14:val="none"/>
+              </w:rPr>
+              <w:t xml:space="preserve"> to</w:t>
             </w:r>
             <w:r>
               <w:rPr>
@@ -10209,7 +11078,31 @@
                 <w:lang w:eastAsia="it-IT"/>
                 <w14:ligatures w14:val="none"/>
               </w:rPr>
-              <w:t xml:space="preserve"> i dati inseri...</w:t>
+              <w:t xml:space="preserve"> i dati </w:t>
+            </w:r>
+            <w:proofErr w:type="spellStart"/>
+            <w:r>
+              <w:rPr>
+                <w:rFonts w:asciiTheme="majorHAnsi" w:eastAsia="Times New Roman" w:hAnsiTheme="majorHAnsi" w:cs="Times New Roman"/>
+                <w:kern w:val="0"/>
+                <w:sz w:val="24"/>
+                <w:szCs w:val="24"/>
+                <w:lang w:eastAsia="it-IT"/>
+                <w14:ligatures w14:val="none"/>
+              </w:rPr>
+              <w:t>inseri</w:t>
+            </w:r>
+            <w:proofErr w:type="spellEnd"/>
+            <w:r>
+              <w:rPr>
+                <w:rFonts w:asciiTheme="majorHAnsi" w:eastAsia="Times New Roman" w:hAnsiTheme="majorHAnsi" w:cs="Times New Roman"/>
+                <w:kern w:val="0"/>
+                <w:sz w:val="24"/>
+                <w:szCs w:val="24"/>
+                <w:lang w:eastAsia="it-IT"/>
+                <w14:ligatures w14:val="none"/>
+              </w:rPr>
+              <w:t>...</w:t>
             </w:r>
           </w:p>
         </w:tc>
@@ -10960,6 +11853,7 @@
                 <w:szCs w:val="24"/>
               </w:rPr>
             </w:pPr>
+            <w:proofErr w:type="spellStart"/>
             <w:r>
               <w:rPr>
                 <w:rFonts w:asciiTheme="majorHAnsi" w:hAnsiTheme="majorHAnsi"/>
@@ -10969,6 +11863,7 @@
               </w:rPr>
               <w:t>DataInizio</w:t>
             </w:r>
+            <w:proofErr w:type="spellEnd"/>
             <w:r>
               <w:rPr>
                 <w:rFonts w:asciiTheme="majorHAnsi" w:hAnsiTheme="majorHAnsi"/>
@@ -11016,6 +11911,7 @@
                 <w:szCs w:val="24"/>
               </w:rPr>
             </w:pPr>
+            <w:proofErr w:type="spellStart"/>
             <w:r>
               <w:rPr>
                 <w:rFonts w:asciiTheme="majorHAnsi" w:hAnsiTheme="majorHAnsi"/>
@@ -11025,6 +11921,7 @@
               </w:rPr>
               <w:t>DataFine</w:t>
             </w:r>
+            <w:proofErr w:type="spellEnd"/>
             <w:r>
               <w:rPr>
                 <w:rFonts w:asciiTheme="majorHAnsi" w:hAnsiTheme="majorHAnsi"/>
@@ -11112,6 +12009,7 @@
                 <w:szCs w:val="24"/>
               </w:rPr>
             </w:pPr>
+            <w:proofErr w:type="spellStart"/>
             <w:r>
               <w:rPr>
                 <w:rFonts w:asciiTheme="majorHAnsi" w:hAnsiTheme="majorHAnsi"/>
@@ -11121,6 +12019,7 @@
               </w:rPr>
               <w:t>DimensioneMassima</w:t>
             </w:r>
+            <w:proofErr w:type="spellEnd"/>
             <w:r>
               <w:rPr>
                 <w:rFonts w:asciiTheme="majorHAnsi" w:hAnsiTheme="majorHAnsi"/>
@@ -11160,6 +12059,7 @@
                 <w:szCs w:val="24"/>
               </w:rPr>
             </w:pPr>
+            <w:proofErr w:type="spellStart"/>
             <w:r>
               <w:rPr>
                 <w:rFonts w:asciiTheme="majorHAnsi" w:hAnsiTheme="majorHAnsi"/>
@@ -11169,6 +12069,7 @@
               </w:rPr>
               <w:t>DimensioneMinima</w:t>
             </w:r>
+            <w:proofErr w:type="spellEnd"/>
             <w:r>
               <w:rPr>
                 <w:rFonts w:asciiTheme="majorHAnsi" w:hAnsiTheme="majorHAnsi"/>
@@ -11256,6 +12157,7 @@
                 <w:szCs w:val="24"/>
               </w:rPr>
             </w:pPr>
+            <w:proofErr w:type="spellStart"/>
             <w:r>
               <w:rPr>
                 <w:rFonts w:asciiTheme="majorHAnsi" w:hAnsiTheme="majorHAnsi"/>
@@ -11265,6 +12167,7 @@
               </w:rPr>
               <w:t>CreaHackathon</w:t>
             </w:r>
+            <w:proofErr w:type="spellEnd"/>
             <w:r>
               <w:rPr>
                 <w:rFonts w:asciiTheme="majorHAnsi" w:hAnsiTheme="majorHAnsi"/>
@@ -11304,6 +12207,7 @@
                 <w:szCs w:val="24"/>
               </w:rPr>
             </w:pPr>
+            <w:proofErr w:type="spellStart"/>
             <w:r>
               <w:rPr>
                 <w:rFonts w:asciiTheme="majorHAnsi" w:hAnsiTheme="majorHAnsi"/>
@@ -11313,6 +12217,7 @@
               </w:rPr>
               <w:t>SelezionaMentore</w:t>
             </w:r>
+            <w:proofErr w:type="spellEnd"/>
             <w:r>
               <w:rPr>
                 <w:rFonts w:asciiTheme="majorHAnsi" w:hAnsiTheme="majorHAnsi"/>
@@ -11352,6 +12257,7 @@
                 <w:szCs w:val="24"/>
               </w:rPr>
             </w:pPr>
+            <w:proofErr w:type="spellStart"/>
             <w:r>
               <w:rPr>
                 <w:rFonts w:asciiTheme="majorHAnsi" w:hAnsiTheme="majorHAnsi"/>
@@ -11361,6 +12267,7 @@
               </w:rPr>
               <w:t>SelezionaGiudice</w:t>
             </w:r>
+            <w:proofErr w:type="spellEnd"/>
             <w:r>
               <w:rPr>
                 <w:rFonts w:asciiTheme="majorHAnsi" w:hAnsiTheme="majorHAnsi"/>
@@ -11400,6 +12307,7 @@
                 <w:szCs w:val="24"/>
               </w:rPr>
             </w:pPr>
+            <w:proofErr w:type="spellStart"/>
             <w:r>
               <w:rPr>
                 <w:rFonts w:asciiTheme="majorHAnsi" w:hAnsiTheme="majorHAnsi"/>
@@ -11409,6 +12317,7 @@
               </w:rPr>
               <w:t>InviaInvitiStaff</w:t>
             </w:r>
+            <w:proofErr w:type="spellEnd"/>
             <w:r>
               <w:rPr>
                 <w:rFonts w:asciiTheme="majorHAnsi" w:hAnsiTheme="majorHAnsi"/>
@@ -11572,7 +12481,16 @@
                       <w:sz w:val="24"/>
                       <w:szCs w:val="24"/>
                     </w:rPr>
-                    <w:t xml:space="preserve"> alla sezione delle </w:t>
+                    <w:t xml:space="preserve"> alla sezione </w:t>
+                  </w:r>
+                  <w:proofErr w:type="gramStart"/>
+                  <w:r>
+                    <w:rPr>
+                      <w:rFonts w:asciiTheme="majorHAnsi" w:hAnsiTheme="majorHAnsi"/>
+                      <w:sz w:val="24"/>
+                      <w:szCs w:val="24"/>
+                    </w:rPr>
+                    <w:t xml:space="preserve">delle </w:t>
                   </w:r>
                   <w:r>
                     <w:rPr>
@@ -11583,6 +12501,7 @@
                     </w:rPr>
                     <w:t>sottomissione</w:t>
                   </w:r>
+                  <w:proofErr w:type="gramEnd"/>
                   <w:r>
                     <w:rPr>
                       <w:rFonts w:asciiTheme="majorHAnsi" w:hAnsiTheme="majorHAnsi"/>
@@ -11867,7 +12786,25 @@
                       <w:sz w:val="24"/>
                       <w:szCs w:val="24"/>
                     </w:rPr>
-                    <w:t xml:space="preserve">5. if La </w:t>
+                    <w:t>5. </w:t>
+                  </w:r>
+                  <w:proofErr w:type="spellStart"/>
+                  <w:r>
+                    <w:rPr>
+                      <w:rFonts w:asciiTheme="majorHAnsi" w:hAnsiTheme="majorHAnsi"/>
+                      <w:sz w:val="24"/>
+                      <w:szCs w:val="24"/>
+                    </w:rPr>
+                    <w:t>if</w:t>
+                  </w:r>
+                  <w:proofErr w:type="spellEnd"/>
+                  <w:r>
+                    <w:rPr>
+                      <w:rFonts w:asciiTheme="majorHAnsi" w:hAnsiTheme="majorHAnsi"/>
+                      <w:sz w:val="24"/>
+                      <w:szCs w:val="24"/>
+                    </w:rPr>
+                    <w:t xml:space="preserve"> La </w:t>
                   </w:r>
                   <w:r>
                     <w:rPr>
@@ -12015,7 +12952,25 @@
                       <w:sz w:val="24"/>
                       <w:szCs w:val="24"/>
                     </w:rPr>
-                    <w:t xml:space="preserve">   5.2. IlGiudice </w:t>
+                    <w:t>   5.2. </w:t>
+                  </w:r>
+                  <w:proofErr w:type="spellStart"/>
+                  <w:r>
+                    <w:rPr>
+                      <w:rFonts w:asciiTheme="majorHAnsi" w:hAnsiTheme="majorHAnsi"/>
+                      <w:sz w:val="24"/>
+                      <w:szCs w:val="24"/>
+                    </w:rPr>
+                    <w:t>IlGiudice</w:t>
+                  </w:r>
+                  <w:proofErr w:type="spellEnd"/>
+                  <w:r>
+                    <w:rPr>
+                      <w:rFonts w:asciiTheme="majorHAnsi" w:hAnsiTheme="majorHAnsi"/>
+                      <w:sz w:val="24"/>
+                      <w:szCs w:val="24"/>
+                    </w:rPr>
+                    <w:t xml:space="preserve"> </w:t>
                   </w:r>
                   <w:r>
                     <w:rPr>
@@ -12219,7 +13174,25 @@
                       <w:sz w:val="24"/>
                       <w:szCs w:val="24"/>
                     </w:rPr>
-                    <w:t>         2. jump to 3. SYSTEM mostra la lista delle...</w:t>
+                    <w:t>         2. </w:t>
+                  </w:r>
+                  <w:proofErr w:type="spellStart"/>
+                  <w:r>
+                    <w:rPr>
+                      <w:rFonts w:asciiTheme="majorHAnsi" w:hAnsiTheme="majorHAnsi"/>
+                      <w:sz w:val="24"/>
+                      <w:szCs w:val="24"/>
+                    </w:rPr>
+                    <w:t>jump</w:t>
+                  </w:r>
+                  <w:proofErr w:type="spellEnd"/>
+                  <w:r>
+                    <w:rPr>
+                      <w:rFonts w:asciiTheme="majorHAnsi" w:hAnsiTheme="majorHAnsi"/>
+                      <w:sz w:val="24"/>
+                      <w:szCs w:val="24"/>
+                    </w:rPr>
+                    <w:t xml:space="preserve"> to 3. SYSTEM mostra la lista delle...</w:t>
                   </w:r>
                 </w:p>
               </w:tc>
@@ -12250,7 +13223,25 @@
                       <w:sz w:val="24"/>
                       <w:szCs w:val="24"/>
                     </w:rPr>
-                    <w:t xml:space="preserve">6. else if La </w:t>
+                    <w:t xml:space="preserve">6. else </w:t>
+                  </w:r>
+                  <w:proofErr w:type="spellStart"/>
+                  <w:r>
+                    <w:rPr>
+                      <w:rFonts w:asciiTheme="majorHAnsi" w:hAnsiTheme="majorHAnsi"/>
+                      <w:sz w:val="24"/>
+                      <w:szCs w:val="24"/>
+                    </w:rPr>
+                    <w:t>if</w:t>
+                  </w:r>
+                  <w:proofErr w:type="spellEnd"/>
+                  <w:r>
+                    <w:rPr>
+                      <w:rFonts w:asciiTheme="majorHAnsi" w:hAnsiTheme="majorHAnsi"/>
+                      <w:sz w:val="24"/>
+                      <w:szCs w:val="24"/>
+                    </w:rPr>
+                    <w:t xml:space="preserve"> La </w:t>
                   </w:r>
                   <w:r>
                     <w:rPr>
@@ -12446,7 +13437,25 @@
                       <w:sz w:val="24"/>
                       <w:szCs w:val="24"/>
                     </w:rPr>
-                    <w:t>   end if  </w:t>
+                    <w:t xml:space="preserve">   end </w:t>
+                  </w:r>
+                  <w:proofErr w:type="spellStart"/>
+                  <w:r>
+                    <w:rPr>
+                      <w:rFonts w:asciiTheme="majorHAnsi" w:hAnsiTheme="majorHAnsi"/>
+                      <w:sz w:val="24"/>
+                      <w:szCs w:val="24"/>
+                    </w:rPr>
+                    <w:t>if</w:t>
+                  </w:r>
+                  <w:proofErr w:type="spellEnd"/>
+                  <w:r>
+                    <w:rPr>
+                      <w:rFonts w:asciiTheme="majorHAnsi" w:hAnsiTheme="majorHAnsi"/>
+                      <w:sz w:val="24"/>
+                      <w:szCs w:val="24"/>
+                    </w:rPr>
+                    <w:t>  </w:t>
                   </w:r>
                 </w:p>
               </w:tc>
@@ -12852,6 +13861,7 @@
                 <w:szCs w:val="24"/>
               </w:rPr>
             </w:pPr>
+            <w:proofErr w:type="spellStart"/>
             <w:r>
               <w:rPr>
                 <w:rFonts w:asciiTheme="majorHAnsi" w:hAnsiTheme="majorHAnsi"/>
@@ -12861,6 +13871,7 @@
               </w:rPr>
               <w:t>DettagliSottomissione</w:t>
             </w:r>
+            <w:proofErr w:type="spellEnd"/>
             <w:r>
               <w:rPr>
                 <w:rFonts w:asciiTheme="majorHAnsi" w:hAnsiTheme="majorHAnsi"/>
@@ -12883,7 +13894,25 @@
                 <w:sz w:val="24"/>
                 <w:szCs w:val="24"/>
               </w:rPr>
-              <w:t xml:space="preserve"> Attributi di Sottomissione (tipo una stringa che contiene il progetto e tutti i dettagli creati dal team)</w:t>
+              <w:t xml:space="preserve"> Attributi di Sottomissione (tipo una stringa che contiene il progetto e tutti i dettagli creati </w:t>
+            </w:r>
+            <w:proofErr w:type="gramStart"/>
+            <w:r>
+              <w:rPr>
+                <w:rFonts w:asciiTheme="majorHAnsi" w:hAnsiTheme="majorHAnsi"/>
+                <w:sz w:val="24"/>
+                <w:szCs w:val="24"/>
+              </w:rPr>
+              <w:t>dal team</w:t>
+            </w:r>
+            <w:proofErr w:type="gramEnd"/>
+            <w:r>
+              <w:rPr>
+                <w:rFonts w:asciiTheme="majorHAnsi" w:hAnsiTheme="majorHAnsi"/>
+                <w:sz w:val="24"/>
+                <w:szCs w:val="24"/>
+              </w:rPr>
+              <w:t>)</w:t>
             </w:r>
           </w:p>
           <w:p>
@@ -12965,6 +13994,7 @@
                 <w:szCs w:val="24"/>
               </w:rPr>
             </w:pPr>
+            <w:proofErr w:type="spellStart"/>
             <w:r>
               <w:rPr>
                 <w:rFonts w:asciiTheme="majorHAnsi" w:hAnsiTheme="majorHAnsi"/>
@@ -12974,6 +14004,7 @@
               </w:rPr>
               <w:t>ValutaSottomissione</w:t>
             </w:r>
+            <w:proofErr w:type="spellEnd"/>
             <w:r>
               <w:rPr>
                 <w:rFonts w:asciiTheme="majorHAnsi" w:hAnsiTheme="majorHAnsi"/>
